--- a/智课AI个性化学习工作台-系统调试与综合评估报告.docx
+++ b/智课AI个性化学习工作台-系统调试与综合评估报告.docx
@@ -68,7 +68,7 @@
           <w:sz w:val="22"/>
           <w:szCs w:val="22"/>
         </w:rPr>
-        <w:t>报告编号：</w:t>
+        <w:t>评估环境：Windows 本机 · RTX 5060 8GB · PostgreSQL 16 + pgvector · FastAPI · React/Vite · Ollama（Docker + GPU）</w:t>
       </w:r>
       <w:r>
         <w:rPr>
@@ -77,7 +77,6 @@
           <w:sz w:val="22"/>
           <w:szCs w:val="22"/>
         </w:rPr>
-        <w:t xml:space="preserve">ZHKE-EVAL-20260827 </w:t>
       </w:r>
       <w:r>
         <w:rPr>
@@ -86,7 +85,6 @@
           <w:sz w:val="22"/>
           <w:szCs w:val="22"/>
         </w:rPr>
-        <w:t>评估日期：</w:t>
       </w:r>
       <w:r>
         <w:rPr>
@@ -95,7 +93,6 @@
           <w:sz w:val="22"/>
           <w:szCs w:val="22"/>
         </w:rPr>
-        <w:t xml:space="preserve">2026-08-27 </w:t>
       </w:r>
       <w:r>
         <w:rPr>
@@ -104,7 +101,6 @@
           <w:sz w:val="22"/>
           <w:szCs w:val="22"/>
         </w:rPr>
-        <w:t>评估性质：全量真机实测（部署、迁移、功能、性能、权限、模型专项）</w:t>
       </w:r>
       <w:r>
         <w:rPr>
@@ -113,7 +109,6 @@
           <w:sz w:val="22"/>
           <w:szCs w:val="22"/>
         </w:rPr>
-        <w:t xml:space="preserve"> </w:t>
       </w:r>
       <w:r>
         <w:rPr>
@@ -122,7 +117,6 @@
           <w:sz w:val="22"/>
           <w:szCs w:val="22"/>
         </w:rPr>
-        <w:t>评估环境：</w:t>
       </w:r>
       <w:r>
         <w:rPr>
@@ -131,7 +125,6 @@
           <w:sz w:val="22"/>
           <w:szCs w:val="22"/>
         </w:rPr>
-        <w:t xml:space="preserve">Windows </w:t>
       </w:r>
       <w:r>
         <w:rPr>
@@ -140,7 +133,6 @@
           <w:sz w:val="22"/>
           <w:szCs w:val="22"/>
         </w:rPr>
-        <w:t>本机</w:t>
       </w:r>
       <w:r>
         <w:rPr>
@@ -149,7 +141,6 @@
           <w:sz w:val="22"/>
           <w:szCs w:val="22"/>
         </w:rPr>
-        <w:t xml:space="preserve"> </w:t>
       </w:r>
       <w:r>
         <w:rPr>
@@ -158,7 +149,6 @@
           <w:sz w:val="22"/>
           <w:szCs w:val="22"/>
         </w:rPr>
-        <w:t>·</w:t>
       </w:r>
       <w:r>
         <w:rPr>
@@ -167,7 +157,6 @@
           <w:sz w:val="22"/>
           <w:szCs w:val="22"/>
         </w:rPr>
-        <w:t xml:space="preserve"> RTX 5060 8GB </w:t>
       </w:r>
       <w:r>
         <w:rPr>
@@ -176,7 +165,6 @@
           <w:sz w:val="22"/>
           <w:szCs w:val="22"/>
         </w:rPr>
-        <w:t>·</w:t>
       </w:r>
       <w:r>
         <w:rPr>
@@ -185,7 +173,6 @@
           <w:sz w:val="22"/>
           <w:szCs w:val="22"/>
         </w:rPr>
-        <w:t xml:space="preserve"> PostgreSQL 16 + pgvector </w:t>
       </w:r>
       <w:r>
         <w:rPr>
@@ -194,7 +181,6 @@
           <w:sz w:val="22"/>
           <w:szCs w:val="22"/>
         </w:rPr>
-        <w:t>·</w:t>
       </w:r>
       <w:r>
         <w:rPr>
@@ -203,7 +189,6 @@
           <w:sz w:val="22"/>
           <w:szCs w:val="22"/>
         </w:rPr>
-        <w:t xml:space="preserve"> FastAPI </w:t>
       </w:r>
       <w:r>
         <w:rPr>
@@ -212,7 +197,6 @@
           <w:sz w:val="22"/>
           <w:szCs w:val="22"/>
         </w:rPr>
-        <w:t>·</w:t>
       </w:r>
       <w:r>
         <w:rPr>
@@ -221,7 +205,6 @@
           <w:sz w:val="22"/>
           <w:szCs w:val="22"/>
         </w:rPr>
-        <w:t xml:space="preserve"> React/Vite</w:t>
       </w:r>
     </w:p>
     <w:p>
@@ -595,88 +578,79 @@
                 <w:sz w:val="20"/>
                 <w:szCs w:val="20"/>
               </w:rPr>
-              <w:t>前端</w:t>
-            </w:r>
-            <w:r>
-              <w:rPr>
-                <w:rFonts w:ascii="微软雅黑" w:eastAsia="微软雅黑" w:hAnsi="微软雅黑" w:hint="eastAsia"/>
-                <w:color w:val="1A1A1A"/>
-                <w:sz w:val="20"/>
-                <w:szCs w:val="20"/>
-              </w:rPr>
-              <w:t xml:space="preserve">(5173) / </w:t>
-            </w:r>
-            <w:r>
-              <w:rPr>
-                <w:rFonts w:ascii="微软雅黑" w:eastAsia="微软雅黑" w:hAnsi="微软雅黑" w:hint="eastAsia"/>
-                <w:color w:val="1A1A1A"/>
-                <w:sz w:val="20"/>
-                <w:szCs w:val="20"/>
-              </w:rPr>
-              <w:t>后端</w:t>
-            </w:r>
-            <w:r>
-              <w:rPr>
-                <w:rFonts w:ascii="微软雅黑" w:eastAsia="微软雅黑" w:hAnsi="微软雅黑" w:hint="eastAsia"/>
-                <w:color w:val="1A1A1A"/>
-                <w:sz w:val="20"/>
-                <w:szCs w:val="20"/>
-              </w:rPr>
-              <w:t xml:space="preserve">(8001) / </w:t>
-            </w:r>
-            <w:r>
-              <w:rPr>
-                <w:rFonts w:ascii="微软雅黑" w:eastAsia="微软雅黑" w:hAnsi="微软雅黑" w:hint="eastAsia"/>
-                <w:color w:val="1A1A1A"/>
-                <w:sz w:val="20"/>
-                <w:szCs w:val="20"/>
-              </w:rPr>
-              <w:t>数据库</w:t>
-            </w:r>
-            <w:r>
-              <w:rPr>
-                <w:rFonts w:ascii="微软雅黑" w:eastAsia="微软雅黑" w:hAnsi="微软雅黑" w:hint="eastAsia"/>
-                <w:color w:val="1A1A1A"/>
-                <w:sz w:val="20"/>
-                <w:szCs w:val="20"/>
-              </w:rPr>
-              <w:t xml:space="preserve">(5432) / LoRA </w:t>
-            </w:r>
-            <w:r>
-              <w:rPr>
-                <w:rFonts w:ascii="微软雅黑" w:eastAsia="微软雅黑" w:hAnsi="微软雅黑" w:hint="eastAsia"/>
-                <w:color w:val="1A1A1A"/>
-                <w:sz w:val="20"/>
-                <w:szCs w:val="20"/>
-              </w:rPr>
-              <w:t>推理</w:t>
-            </w:r>
-            <w:r>
-              <w:rPr>
-                <w:rFonts w:ascii="微软雅黑" w:eastAsia="微软雅黑" w:hAnsi="微软雅黑" w:hint="eastAsia"/>
-                <w:color w:val="1A1A1A"/>
-                <w:sz w:val="20"/>
-                <w:szCs w:val="20"/>
-              </w:rPr>
-              <w:t xml:space="preserve">(8002) / </w:t>
-            </w:r>
-            <w:r>
-              <w:rPr>
-                <w:rFonts w:ascii="微软雅黑" w:eastAsia="微软雅黑" w:hAnsi="微软雅黑" w:hint="eastAsia"/>
-                <w:color w:val="1A1A1A"/>
-                <w:sz w:val="20"/>
-                <w:szCs w:val="20"/>
-              </w:rPr>
-              <w:t>沙箱</w:t>
-            </w:r>
-            <w:r>
-              <w:rPr>
-                <w:rFonts w:ascii="微软雅黑" w:eastAsia="微软雅黑" w:hAnsi="微软雅黑" w:hint="eastAsia"/>
-                <w:color w:val="1A1A1A"/>
-                <w:sz w:val="20"/>
-                <w:szCs w:val="20"/>
-              </w:rPr>
-              <w:t>(8003)</w:t>
+              <w:t>前端(5173) / 后端(8001) / 数据库(5432) / LoRA 推理(11434·Ollama) / 沙箱(8003)</w:t>
+            </w:r>
+            <w:r>
+              <w:rPr>
+                <w:rFonts w:ascii="微软雅黑" w:eastAsia="微软雅黑" w:hAnsi="微软雅黑" w:hint="eastAsia"/>
+                <w:color w:val="1A1A1A"/>
+                <w:sz w:val="20"/>
+                <w:szCs w:val="20"/>
+              </w:rPr>
+            </w:r>
+            <w:r>
+              <w:rPr>
+                <w:rFonts w:ascii="微软雅黑" w:eastAsia="微软雅黑" w:hAnsi="微软雅黑" w:hint="eastAsia"/>
+                <w:color w:val="1A1A1A"/>
+                <w:sz w:val="20"/>
+                <w:szCs w:val="20"/>
+              </w:rPr>
+            </w:r>
+            <w:r>
+              <w:rPr>
+                <w:rFonts w:ascii="微软雅黑" w:eastAsia="微软雅黑" w:hAnsi="微软雅黑" w:hint="eastAsia"/>
+                <w:color w:val="1A1A1A"/>
+                <w:sz w:val="20"/>
+                <w:szCs w:val="20"/>
+              </w:rPr>
+            </w:r>
+            <w:r>
+              <w:rPr>
+                <w:rFonts w:ascii="微软雅黑" w:eastAsia="微软雅黑" w:hAnsi="微软雅黑" w:hint="eastAsia"/>
+                <w:color w:val="1A1A1A"/>
+                <w:sz w:val="20"/>
+                <w:szCs w:val="20"/>
+              </w:rPr>
+            </w:r>
+            <w:r>
+              <w:rPr>
+                <w:rFonts w:ascii="微软雅黑" w:eastAsia="微软雅黑" w:hAnsi="微软雅黑" w:hint="eastAsia"/>
+                <w:color w:val="1A1A1A"/>
+                <w:sz w:val="20"/>
+                <w:szCs w:val="20"/>
+              </w:rPr>
+            </w:r>
+            <w:r>
+              <w:rPr>
+                <w:rFonts w:ascii="微软雅黑" w:eastAsia="微软雅黑" w:hAnsi="微软雅黑" w:hint="eastAsia"/>
+                <w:color w:val="1A1A1A"/>
+                <w:sz w:val="20"/>
+                <w:szCs w:val="20"/>
+              </w:rPr>
+            </w:r>
+            <w:r>
+              <w:rPr>
+                <w:rFonts w:ascii="微软雅黑" w:eastAsia="微软雅黑" w:hAnsi="微软雅黑" w:hint="eastAsia"/>
+                <w:color w:val="1A1A1A"/>
+                <w:sz w:val="20"/>
+                <w:szCs w:val="20"/>
+              </w:rPr>
+            </w:r>
+            <w:r>
+              <w:rPr>
+                <w:rFonts w:ascii="微软雅黑" w:eastAsia="微软雅黑" w:hAnsi="微软雅黑" w:hint="eastAsia"/>
+                <w:color w:val="1A1A1A"/>
+                <w:sz w:val="20"/>
+                <w:szCs w:val="20"/>
+              </w:rPr>
+            </w:r>
+            <w:r>
+              <w:rPr>
+                <w:rFonts w:ascii="微软雅黑" w:eastAsia="微软雅黑" w:hAnsi="微软雅黑" w:hint="eastAsia"/>
+                <w:color w:val="1A1A1A"/>
+                <w:sz w:val="20"/>
+                <w:szCs w:val="20"/>
+              </w:rPr>
             </w:r>
           </w:p>
         </w:tc>
@@ -2940,92 +2914,91 @@
                 <w:sz w:val="20"/>
                 <w:szCs w:val="20"/>
               </w:rPr>
-              <w:t xml:space="preserve">LoRA </w:t>
-            </w:r>
-            <w:r>
-              <w:rPr>
-                <w:rFonts w:ascii="微软雅黑" w:eastAsia="微软雅黑" w:hAnsi="微软雅黑" w:hint="eastAsia"/>
-                <w:color w:val="1A1A1A"/>
-                <w:sz w:val="20"/>
-                <w:szCs w:val="20"/>
-              </w:rPr>
-              <w:t>推理</w:t>
-            </w:r>
-          </w:p>
-        </w:tc>
-        <w:tc>
-          <w:tcPr>
-            <w:tcW w:w="0" w:type="auto"/>
-            <w:tcBorders>
-              <w:top w:val="single" w:sz="6" w:space="0" w:color="8EA9DB"/>
-              <w:left w:val="single" w:sz="6" w:space="0" w:color="8EA9DB"/>
-              <w:bottom w:val="single" w:sz="6" w:space="0" w:color="8EA9DB"/>
-              <w:right w:val="single" w:sz="6" w:space="0" w:color="8EA9DB"/>
-            </w:tcBorders>
-            <w:tcMar>
-              <w:top w:w="75" w:type="dxa"/>
-              <w:left w:w="120" w:type="dxa"/>
-              <w:bottom w:w="75" w:type="dxa"/>
-              <w:right w:w="120" w:type="dxa"/>
-            </w:tcMar>
-            <w:hideMark/>
-          </w:tcPr>
-          <w:p>
-            <w:pPr>
-              <w:spacing w:before="150" w:after="150"/>
-              <w:rPr>
-                <w:rFonts w:ascii="微软雅黑" w:eastAsia="微软雅黑" w:hAnsi="微软雅黑" w:hint="eastAsia"/>
-                <w:color w:val="1A1A1A"/>
-                <w:sz w:val="20"/>
-                <w:szCs w:val="20"/>
-              </w:rPr>
-            </w:pPr>
-            <w:r>
-              <w:rPr>
-                <w:rFonts w:ascii="微软雅黑" w:eastAsia="微软雅黑" w:hAnsi="微软雅黑" w:hint="eastAsia"/>
-                <w:color w:val="1A1A1A"/>
-                <w:sz w:val="20"/>
-                <w:szCs w:val="20"/>
-              </w:rPr>
-              <w:t>http://127.0.0.1:8002</w:t>
-            </w:r>
-          </w:p>
-        </w:tc>
-        <w:tc>
-          <w:tcPr>
-            <w:tcW w:w="0" w:type="auto"/>
-            <w:tcBorders>
-              <w:top w:val="single" w:sz="6" w:space="0" w:color="8EA9DB"/>
-              <w:left w:val="single" w:sz="6" w:space="0" w:color="8EA9DB"/>
-              <w:bottom w:val="single" w:sz="6" w:space="0" w:color="8EA9DB"/>
-              <w:right w:val="single" w:sz="6" w:space="0" w:color="8EA9DB"/>
-            </w:tcBorders>
-            <w:tcMar>
-              <w:top w:w="75" w:type="dxa"/>
-              <w:left w:w="120" w:type="dxa"/>
-              <w:bottom w:w="75" w:type="dxa"/>
-              <w:right w:w="120" w:type="dxa"/>
-            </w:tcMar>
-            <w:hideMark/>
-          </w:tcPr>
-          <w:p>
-            <w:pPr>
-              <w:spacing w:before="150" w:after="150"/>
-              <w:rPr>
-                <w:rFonts w:ascii="微软雅黑" w:eastAsia="微软雅黑" w:hAnsi="微软雅黑" w:hint="eastAsia"/>
-                <w:color w:val="1A1A1A"/>
-                <w:sz w:val="20"/>
-                <w:szCs w:val="20"/>
-              </w:rPr>
-            </w:pPr>
-            <w:r>
-              <w:rPr>
-                <w:rFonts w:ascii="微软雅黑" w:eastAsia="微软雅黑" w:hAnsi="微软雅黑" w:hint="eastAsia"/>
-                <w:color w:val="1A1A1A"/>
-                <w:sz w:val="20"/>
-                <w:szCs w:val="20"/>
-              </w:rPr>
-              <w:t>FastAPI + transformers</w:t>
+              <w:t>LoRA 推理（Ollama）</w:t>
+            </w:r>
+            <w:r>
+              <w:rPr>
+                <w:rFonts w:ascii="微软雅黑" w:eastAsia="微软雅黑" w:hAnsi="微软雅黑" w:hint="eastAsia"/>
+                <w:color w:val="1A1A1A"/>
+                <w:sz w:val="20"/>
+                <w:szCs w:val="20"/>
+              </w:rPr>
+            </w:r>
+          </w:p>
+        </w:tc>
+        <w:tc>
+          <w:tcPr>
+            <w:tcW w:w="0" w:type="auto"/>
+            <w:tcBorders>
+              <w:top w:val="single" w:sz="6" w:space="0" w:color="8EA9DB"/>
+              <w:left w:val="single" w:sz="6" w:space="0" w:color="8EA9DB"/>
+              <w:bottom w:val="single" w:sz="6" w:space="0" w:color="8EA9DB"/>
+              <w:right w:val="single" w:sz="6" w:space="0" w:color="8EA9DB"/>
+            </w:tcBorders>
+            <w:tcMar>
+              <w:top w:w="75" w:type="dxa"/>
+              <w:left w:w="120" w:type="dxa"/>
+              <w:bottom w:w="75" w:type="dxa"/>
+              <w:right w:w="120" w:type="dxa"/>
+            </w:tcMar>
+            <w:hideMark/>
+          </w:tcPr>
+          <w:p>
+            <w:pPr>
+              <w:spacing w:before="150" w:after="150"/>
+              <w:rPr>
+                <w:rFonts w:ascii="微软雅黑" w:eastAsia="微软雅黑" w:hAnsi="微软雅黑" w:hint="eastAsia"/>
+                <w:color w:val="1A1A1A"/>
+                <w:sz w:val="20"/>
+                <w:szCs w:val="20"/>
+              </w:rPr>
+            </w:pPr>
+            <w:r>
+              <w:rPr>
+                <w:rFonts w:ascii="微软雅黑" w:eastAsia="微软雅黑" w:hAnsi="微软雅黑" w:hint="eastAsia"/>
+                <w:color w:val="1A1A1A"/>
+                <w:sz w:val="20"/>
+                <w:szCs w:val="20"/>
+              </w:rPr>
+              <w:t>http://localhost:11434</w:t>
+            </w:r>
+          </w:p>
+        </w:tc>
+        <w:tc>
+          <w:tcPr>
+            <w:tcW w:w="0" w:type="auto"/>
+            <w:tcBorders>
+              <w:top w:val="single" w:sz="6" w:space="0" w:color="8EA9DB"/>
+              <w:left w:val="single" w:sz="6" w:space="0" w:color="8EA9DB"/>
+              <w:bottom w:val="single" w:sz="6" w:space="0" w:color="8EA9DB"/>
+              <w:right w:val="single" w:sz="6" w:space="0" w:color="8EA9DB"/>
+            </w:tcBorders>
+            <w:tcMar>
+              <w:top w:w="75" w:type="dxa"/>
+              <w:left w:w="120" w:type="dxa"/>
+              <w:bottom w:w="75" w:type="dxa"/>
+              <w:right w:w="120" w:type="dxa"/>
+            </w:tcMar>
+            <w:hideMark/>
+          </w:tcPr>
+          <w:p>
+            <w:pPr>
+              <w:spacing w:before="150" w:after="150"/>
+              <w:rPr>
+                <w:rFonts w:ascii="微软雅黑" w:eastAsia="微软雅黑" w:hAnsi="微软雅黑" w:hint="eastAsia"/>
+                <w:color w:val="1A1A1A"/>
+                <w:sz w:val="20"/>
+                <w:szCs w:val="20"/>
+              </w:rPr>
+            </w:pPr>
+            <w:r>
+              <w:rPr>
+                <w:rFonts w:ascii="微软雅黑" w:eastAsia="微软雅黑" w:hAnsi="微软雅黑" w:hint="eastAsia"/>
+                <w:color w:val="1A1A1A"/>
+                <w:sz w:val="20"/>
+                <w:szCs w:val="20"/>
+              </w:rPr>
+              <w:t>Ollama（Docker + GPU）</w:t>
             </w:r>
           </w:p>
         </w:tc>
@@ -3063,25 +3036,23 @@
                 <w:sz w:val="20"/>
                 <w:szCs w:val="20"/>
               </w:rPr>
-              <w:t>✅</w:t>
-            </w:r>
-            <w:r>
-              <w:rPr>
-                <w:rFonts w:ascii="微软雅黑" w:eastAsia="微软雅黑" w:hAnsi="微软雅黑" w:hint="eastAsia"/>
-                <w:color w:val="1A1A1A"/>
-                <w:sz w:val="20"/>
-                <w:szCs w:val="20"/>
-              </w:rPr>
-              <w:t xml:space="preserve"> </w:t>
-            </w:r>
-            <w:r>
-              <w:rPr>
-                <w:rFonts w:ascii="微软雅黑" w:eastAsia="微软雅黑" w:hAnsi="微软雅黑" w:hint="eastAsia"/>
-                <w:color w:val="1A1A1A"/>
-                <w:sz w:val="20"/>
-                <w:szCs w:val="20"/>
-              </w:rPr>
-              <w:t>运行</w:t>
+              <w:t>✅ 运行</w:t>
+            </w:r>
+            <w:r>
+              <w:rPr>
+                <w:rFonts w:ascii="微软雅黑" w:eastAsia="微软雅黑" w:hAnsi="微软雅黑" w:hint="eastAsia"/>
+                <w:color w:val="1A1A1A"/>
+                <w:sz w:val="20"/>
+                <w:szCs w:val="20"/>
+              </w:rPr>
+            </w:r>
+            <w:r>
+              <w:rPr>
+                <w:rFonts w:ascii="微软雅黑" w:eastAsia="微软雅黑" w:hAnsi="微软雅黑" w:hint="eastAsia"/>
+                <w:color w:val="1A1A1A"/>
+                <w:sz w:val="20"/>
+                <w:szCs w:val="20"/>
+              </w:rPr>
             </w:r>
           </w:p>
         </w:tc>
@@ -7329,70 +7300,63 @@
           <w:sz w:val="22"/>
           <w:szCs w:val="22"/>
         </w:rPr>
-        <w:t>模型网关数据</w:t>
-      </w:r>
-      <w:r>
-        <w:rPr>
-          <w:rFonts w:ascii="微软雅黑" w:eastAsia="微软雅黑" w:hAnsi="微软雅黑" w:hint="eastAsia"/>
-          <w:color w:val="1A1A1A"/>
-          <w:sz w:val="22"/>
-          <w:szCs w:val="22"/>
-        </w:rPr>
-        <w:t>：</w:t>
-      </w:r>
-      <w:r>
-        <w:rPr>
-          <w:rFonts w:ascii="微软雅黑" w:eastAsia="微软雅黑" w:hAnsi="微软雅黑" w:hint="eastAsia"/>
-          <w:color w:val="1A1A1A"/>
-          <w:sz w:val="22"/>
-          <w:szCs w:val="22"/>
-        </w:rPr>
-        <w:t>model_providers 7</w:t>
-      </w:r>
-      <w:r>
-        <w:rPr>
-          <w:rFonts w:ascii="微软雅黑" w:eastAsia="微软雅黑" w:hAnsi="微软雅黑" w:hint="eastAsia"/>
-          <w:color w:val="1A1A1A"/>
-          <w:sz w:val="22"/>
-          <w:szCs w:val="22"/>
-        </w:rPr>
-        <w:t>、</w:t>
-      </w:r>
-      <w:r>
-        <w:rPr>
-          <w:rFonts w:ascii="微软雅黑" w:eastAsia="微软雅黑" w:hAnsi="微软雅黑" w:hint="eastAsia"/>
-          <w:color w:val="1A1A1A"/>
-          <w:sz w:val="22"/>
-          <w:szCs w:val="22"/>
-        </w:rPr>
-        <w:t>model_provider_health 7</w:t>
-      </w:r>
-      <w:r>
-        <w:rPr>
-          <w:rFonts w:ascii="微软雅黑" w:eastAsia="微软雅黑" w:hAnsi="微软雅黑" w:hint="eastAsia"/>
-          <w:color w:val="1A1A1A"/>
-          <w:sz w:val="22"/>
-          <w:szCs w:val="22"/>
-        </w:rPr>
-        <w:t>、</w:t>
-      </w:r>
-      <w:r>
-        <w:rPr>
-          <w:rFonts w:ascii="微软雅黑" w:eastAsia="微软雅黑" w:hAnsi="微软雅黑" w:hint="eastAsia"/>
-          <w:color w:val="1A1A1A"/>
-          <w:sz w:val="22"/>
-          <w:szCs w:val="22"/>
-        </w:rPr>
-        <w:t>model_call_logs 2719</w:t>
-      </w:r>
-      <w:r>
-        <w:rPr>
-          <w:rFonts w:ascii="微软雅黑" w:eastAsia="微软雅黑" w:hAnsi="微软雅黑" w:hint="eastAsia"/>
-          <w:color w:val="1A1A1A"/>
-          <w:sz w:val="22"/>
-          <w:szCs w:val="22"/>
-        </w:rPr>
-        <w:t>。</w:t>
+        <w:t>模型网关数据：model_providers 8、model_provider_health 8、model_call_logs 2719。</w:t>
+      </w:r>
+      <w:r>
+        <w:rPr>
+          <w:rFonts w:ascii="微软雅黑" w:eastAsia="微软雅黑" w:hAnsi="微软雅黑" w:hint="eastAsia"/>
+          <w:color w:val="1A1A1A"/>
+          <w:sz w:val="22"/>
+          <w:szCs w:val="22"/>
+        </w:rPr>
+      </w:r>
+      <w:r>
+        <w:rPr>
+          <w:rFonts w:ascii="微软雅黑" w:eastAsia="微软雅黑" w:hAnsi="微软雅黑" w:hint="eastAsia"/>
+          <w:color w:val="1A1A1A"/>
+          <w:sz w:val="22"/>
+          <w:szCs w:val="22"/>
+        </w:rPr>
+      </w:r>
+      <w:r>
+        <w:rPr>
+          <w:rFonts w:ascii="微软雅黑" w:eastAsia="微软雅黑" w:hAnsi="微软雅黑" w:hint="eastAsia"/>
+          <w:color w:val="1A1A1A"/>
+          <w:sz w:val="22"/>
+          <w:szCs w:val="22"/>
+        </w:rPr>
+      </w:r>
+      <w:r>
+        <w:rPr>
+          <w:rFonts w:ascii="微软雅黑" w:eastAsia="微软雅黑" w:hAnsi="微软雅黑" w:hint="eastAsia"/>
+          <w:color w:val="1A1A1A"/>
+          <w:sz w:val="22"/>
+          <w:szCs w:val="22"/>
+        </w:rPr>
+      </w:r>
+      <w:r>
+        <w:rPr>
+          <w:rFonts w:ascii="微软雅黑" w:eastAsia="微软雅黑" w:hAnsi="微软雅黑" w:hint="eastAsia"/>
+          <w:color w:val="1A1A1A"/>
+          <w:sz w:val="22"/>
+          <w:szCs w:val="22"/>
+        </w:rPr>
+      </w:r>
+      <w:r>
+        <w:rPr>
+          <w:rFonts w:ascii="微软雅黑" w:eastAsia="微软雅黑" w:hAnsi="微软雅黑" w:hint="eastAsia"/>
+          <w:color w:val="1A1A1A"/>
+          <w:sz w:val="22"/>
+          <w:szCs w:val="22"/>
+        </w:rPr>
+      </w:r>
+      <w:r>
+        <w:rPr>
+          <w:rFonts w:ascii="微软雅黑" w:eastAsia="微软雅黑" w:hAnsi="微软雅黑" w:hint="eastAsia"/>
+          <w:color w:val="1A1A1A"/>
+          <w:sz w:val="22"/>
+          <w:szCs w:val="22"/>
+        </w:rPr>
       </w:r>
     </w:p>
     <w:p>
@@ -8234,7 +8198,7 @@
           <w:sz w:val="22"/>
           <w:szCs w:val="22"/>
         </w:rPr>
-        <w:t>模型供应商（</w:t>
+        <w:t>模型供应商（8 个）：deepseek healthy · qwen25-lora-ollama healthy（Ollama 部署微调模型）· qwen25-lora-local unhealthy（原 8002 已停）· 其余 5 个 down（未配 Key）</w:t>
       </w:r>
       <w:r>
         <w:rPr>
@@ -8244,7 +8208,6 @@
           <w:sz w:val="22"/>
           <w:szCs w:val="22"/>
         </w:rPr>
-        <w:t xml:space="preserve">7 </w:t>
       </w:r>
       <w:r>
         <w:rPr>
@@ -8254,124 +8217,110 @@
           <w:sz w:val="22"/>
           <w:szCs w:val="22"/>
         </w:rPr>
-        <w:t>个）</w:t>
-      </w:r>
-      <w:r>
-        <w:rPr>
-          <w:rFonts w:ascii="微软雅黑" w:eastAsia="微软雅黑" w:hAnsi="微软雅黑" w:hint="eastAsia"/>
-          <w:color w:val="1A1A1A"/>
-          <w:sz w:val="22"/>
-          <w:szCs w:val="22"/>
-        </w:rPr>
-        <w:t>：</w:t>
-      </w:r>
-      <w:r>
-        <w:rPr>
-          <w:rFonts w:ascii="微软雅黑" w:eastAsia="微软雅黑" w:hAnsi="微软雅黑" w:hint="eastAsia"/>
-          <w:color w:val="1A1A1A"/>
-          <w:sz w:val="22"/>
-          <w:szCs w:val="22"/>
-        </w:rPr>
-        <w:t xml:space="preserve">deepseek healthy </w:t>
-      </w:r>
-      <w:r>
-        <w:rPr>
-          <w:rFonts w:ascii="微软雅黑" w:eastAsia="微软雅黑" w:hAnsi="微软雅黑" w:hint="eastAsia"/>
-          <w:color w:val="1A1A1A"/>
-          <w:sz w:val="22"/>
-          <w:szCs w:val="22"/>
-        </w:rPr>
-        <w:t>·</w:t>
-      </w:r>
-      <w:r>
-        <w:rPr>
-          <w:rFonts w:ascii="微软雅黑" w:eastAsia="微软雅黑" w:hAnsi="微软雅黑" w:hint="eastAsia"/>
-          <w:color w:val="1A1A1A"/>
-          <w:sz w:val="22"/>
-          <w:szCs w:val="22"/>
-        </w:rPr>
-        <w:t xml:space="preserve"> qwen25-lora-local healthy</w:t>
-      </w:r>
-      <w:r>
-        <w:rPr>
-          <w:rFonts w:ascii="微软雅黑" w:eastAsia="微软雅黑" w:hAnsi="微软雅黑" w:hint="eastAsia"/>
-          <w:color w:val="1A1A1A"/>
-          <w:sz w:val="22"/>
-          <w:szCs w:val="22"/>
-        </w:rPr>
-        <w:t>（本地）·</w:t>
-      </w:r>
-      <w:r>
-        <w:rPr>
-          <w:rFonts w:ascii="微软雅黑" w:eastAsia="微软雅黑" w:hAnsi="微软雅黑" w:hint="eastAsia"/>
-          <w:color w:val="1A1A1A"/>
-          <w:sz w:val="22"/>
-          <w:szCs w:val="22"/>
-        </w:rPr>
-        <w:t xml:space="preserve"> </w:t>
-      </w:r>
-      <w:r>
-        <w:rPr>
-          <w:rFonts w:ascii="微软雅黑" w:eastAsia="微软雅黑" w:hAnsi="微软雅黑" w:hint="eastAsia"/>
-          <w:color w:val="1A1A1A"/>
-          <w:sz w:val="22"/>
-          <w:szCs w:val="22"/>
-        </w:rPr>
-        <w:t>其余</w:t>
-      </w:r>
-      <w:r>
-        <w:rPr>
-          <w:rFonts w:ascii="微软雅黑" w:eastAsia="微软雅黑" w:hAnsi="微软雅黑" w:hint="eastAsia"/>
-          <w:color w:val="1A1A1A"/>
-          <w:sz w:val="22"/>
-          <w:szCs w:val="22"/>
-        </w:rPr>
-        <w:t xml:space="preserve"> 5 </w:t>
-      </w:r>
-      <w:r>
-        <w:rPr>
-          <w:rFonts w:ascii="微软雅黑" w:eastAsia="微软雅黑" w:hAnsi="微软雅黑" w:hint="eastAsia"/>
-          <w:color w:val="1A1A1A"/>
-          <w:sz w:val="22"/>
-          <w:szCs w:val="22"/>
-        </w:rPr>
-        <w:t>个</w:t>
-      </w:r>
-      <w:r>
-        <w:rPr>
-          <w:rFonts w:ascii="微软雅黑" w:eastAsia="微软雅黑" w:hAnsi="微软雅黑" w:hint="eastAsia"/>
-          <w:color w:val="1A1A1A"/>
-          <w:sz w:val="22"/>
-          <w:szCs w:val="22"/>
-        </w:rPr>
-        <w:t xml:space="preserve"> down</w:t>
-      </w:r>
-      <w:r>
-        <w:rPr>
-          <w:rFonts w:ascii="微软雅黑" w:eastAsia="微软雅黑" w:hAnsi="微软雅黑" w:hint="eastAsia"/>
-          <w:color w:val="1A1A1A"/>
-          <w:sz w:val="22"/>
-          <w:szCs w:val="22"/>
-        </w:rPr>
-        <w:t>（未配</w:t>
-      </w:r>
-      <w:r>
-        <w:rPr>
-          <w:rFonts w:ascii="微软雅黑" w:eastAsia="微软雅黑" w:hAnsi="微软雅黑" w:hint="eastAsia"/>
-          <w:color w:val="1A1A1A"/>
-          <w:sz w:val="22"/>
-          <w:szCs w:val="22"/>
-        </w:rPr>
-        <w:t xml:space="preserve"> Key</w:t>
-      </w:r>
-      <w:r>
-        <w:rPr>
-          <w:rFonts w:ascii="微软雅黑" w:eastAsia="微软雅黑" w:hAnsi="微软雅黑" w:hint="eastAsia"/>
-          <w:color w:val="1A1A1A"/>
-          <w:sz w:val="22"/>
-          <w:szCs w:val="22"/>
-        </w:rPr>
-        <w:t>）</w:t>
+      </w:r>
+      <w:r>
+        <w:rPr>
+          <w:rFonts w:ascii="微软雅黑" w:eastAsia="微软雅黑" w:hAnsi="微软雅黑" w:hint="eastAsia"/>
+          <w:color w:val="1A1A1A"/>
+          <w:sz w:val="22"/>
+          <w:szCs w:val="22"/>
+        </w:rPr>
+      </w:r>
+      <w:r>
+        <w:rPr>
+          <w:rFonts w:ascii="微软雅黑" w:eastAsia="微软雅黑" w:hAnsi="微软雅黑" w:hint="eastAsia"/>
+          <w:color w:val="1A1A1A"/>
+          <w:sz w:val="22"/>
+          <w:szCs w:val="22"/>
+        </w:rPr>
+      </w:r>
+      <w:r>
+        <w:rPr>
+          <w:rFonts w:ascii="微软雅黑" w:eastAsia="微软雅黑" w:hAnsi="微软雅黑" w:hint="eastAsia"/>
+          <w:color w:val="1A1A1A"/>
+          <w:sz w:val="22"/>
+          <w:szCs w:val="22"/>
+        </w:rPr>
+      </w:r>
+      <w:r>
+        <w:rPr>
+          <w:rFonts w:ascii="微软雅黑" w:eastAsia="微软雅黑" w:hAnsi="微软雅黑" w:hint="eastAsia"/>
+          <w:color w:val="1A1A1A"/>
+          <w:sz w:val="22"/>
+          <w:szCs w:val="22"/>
+        </w:rPr>
+      </w:r>
+      <w:r>
+        <w:rPr>
+          <w:rFonts w:ascii="微软雅黑" w:eastAsia="微软雅黑" w:hAnsi="微软雅黑" w:hint="eastAsia"/>
+          <w:color w:val="1A1A1A"/>
+          <w:sz w:val="22"/>
+          <w:szCs w:val="22"/>
+        </w:rPr>
+      </w:r>
+      <w:r>
+        <w:rPr>
+          <w:rFonts w:ascii="微软雅黑" w:eastAsia="微软雅黑" w:hAnsi="微软雅黑" w:hint="eastAsia"/>
+          <w:color w:val="1A1A1A"/>
+          <w:sz w:val="22"/>
+          <w:szCs w:val="22"/>
+        </w:rPr>
+      </w:r>
+      <w:r>
+        <w:rPr>
+          <w:rFonts w:ascii="微软雅黑" w:eastAsia="微软雅黑" w:hAnsi="微软雅黑" w:hint="eastAsia"/>
+          <w:color w:val="1A1A1A"/>
+          <w:sz w:val="22"/>
+          <w:szCs w:val="22"/>
+        </w:rPr>
+      </w:r>
+      <w:r>
+        <w:rPr>
+          <w:rFonts w:ascii="微软雅黑" w:eastAsia="微软雅黑" w:hAnsi="微软雅黑" w:hint="eastAsia"/>
+          <w:color w:val="1A1A1A"/>
+          <w:sz w:val="22"/>
+          <w:szCs w:val="22"/>
+        </w:rPr>
+      </w:r>
+      <w:r>
+        <w:rPr>
+          <w:rFonts w:ascii="微软雅黑" w:eastAsia="微软雅黑" w:hAnsi="微软雅黑" w:hint="eastAsia"/>
+          <w:color w:val="1A1A1A"/>
+          <w:sz w:val="22"/>
+          <w:szCs w:val="22"/>
+        </w:rPr>
+      </w:r>
+      <w:r>
+        <w:rPr>
+          <w:rFonts w:ascii="微软雅黑" w:eastAsia="微软雅黑" w:hAnsi="微软雅黑" w:hint="eastAsia"/>
+          <w:color w:val="1A1A1A"/>
+          <w:sz w:val="22"/>
+          <w:szCs w:val="22"/>
+        </w:rPr>
+      </w:r>
+      <w:r>
+        <w:rPr>
+          <w:rFonts w:ascii="微软雅黑" w:eastAsia="微软雅黑" w:hAnsi="微软雅黑" w:hint="eastAsia"/>
+          <w:color w:val="1A1A1A"/>
+          <w:sz w:val="22"/>
+          <w:szCs w:val="22"/>
+        </w:rPr>
+      </w:r>
+      <w:r>
+        <w:rPr>
+          <w:rFonts w:ascii="微软雅黑" w:eastAsia="微软雅黑" w:hAnsi="微软雅黑" w:hint="eastAsia"/>
+          <w:color w:val="1A1A1A"/>
+          <w:sz w:val="22"/>
+          <w:szCs w:val="22"/>
+        </w:rPr>
+      </w:r>
+      <w:r>
+        <w:rPr>
+          <w:rFonts w:ascii="微软雅黑" w:eastAsia="微软雅黑" w:hAnsi="微软雅黑" w:hint="eastAsia"/>
+          <w:color w:val="1A1A1A"/>
+          <w:sz w:val="22"/>
+          <w:szCs w:val="22"/>
+        </w:rPr>
       </w:r>
     </w:p>
     <w:p>
@@ -8396,7 +8345,7 @@
           <w:sz w:val="22"/>
           <w:szCs w:val="22"/>
         </w:rPr>
-        <w:t>课程（</w:t>
+        <w:t>deep_learning_001 绑定 Ollama 部署微调模型 qwen25-lora-ollama</w:t>
       </w:r>
       <w:r>
         <w:rPr>
@@ -8406,7 +8355,6 @@
           <w:sz w:val="22"/>
           <w:szCs w:val="22"/>
         </w:rPr>
-        <w:t xml:space="preserve">9 </w:t>
       </w:r>
       <w:r>
         <w:rPr>
@@ -8416,43 +8364,38 @@
           <w:sz w:val="22"/>
           <w:szCs w:val="22"/>
         </w:rPr>
-        <w:t>门）</w:t>
-      </w:r>
-      <w:r>
-        <w:rPr>
-          <w:rFonts w:ascii="微软雅黑" w:eastAsia="微软雅黑" w:hAnsi="微软雅黑" w:hint="eastAsia"/>
-          <w:color w:val="1A1A1A"/>
-          <w:sz w:val="22"/>
-          <w:szCs w:val="22"/>
-        </w:rPr>
-        <w:t>：</w:t>
-      </w:r>
-      <w:r>
-        <w:rPr>
-          <w:rFonts w:ascii="微软雅黑" w:eastAsia="微软雅黑" w:hAnsi="微软雅黑" w:hint="eastAsia"/>
-          <w:color w:val="1A1A1A"/>
-          <w:sz w:val="22"/>
-          <w:szCs w:val="22"/>
-        </w:rPr>
-        <w:t xml:space="preserve">deep_learning_001 </w:t>
-      </w:r>
-      <w:r>
-        <w:rPr>
-          <w:rFonts w:ascii="微软雅黑" w:eastAsia="微软雅黑" w:hAnsi="微软雅黑" w:hint="eastAsia"/>
-          <w:color w:val="1A1A1A"/>
-          <w:sz w:val="22"/>
-          <w:szCs w:val="22"/>
-        </w:rPr>
-        <w:t>绑定本地微调模型</w:t>
-      </w:r>
-      <w:r>
-        <w:rPr>
-          <w:rFonts w:ascii="微软雅黑" w:eastAsia="微软雅黑" w:hAnsi="微软雅黑" w:hint="eastAsia"/>
-          <w:color w:val="1A1A1A"/>
-          <w:sz w:val="22"/>
-          <w:szCs w:val="22"/>
-        </w:rPr>
-        <w:t xml:space="preserve"> qwen25-lora-local</w:t>
+      </w:r>
+      <w:r>
+        <w:rPr>
+          <w:rFonts w:ascii="微软雅黑" w:eastAsia="微软雅黑" w:hAnsi="微软雅黑" w:hint="eastAsia"/>
+          <w:color w:val="1A1A1A"/>
+          <w:sz w:val="22"/>
+          <w:szCs w:val="22"/>
+        </w:rPr>
+      </w:r>
+      <w:r>
+        <w:rPr>
+          <w:rFonts w:ascii="微软雅黑" w:eastAsia="微软雅黑" w:hAnsi="微软雅黑" w:hint="eastAsia"/>
+          <w:color w:val="1A1A1A"/>
+          <w:sz w:val="22"/>
+          <w:szCs w:val="22"/>
+        </w:rPr>
+      </w:r>
+      <w:r>
+        <w:rPr>
+          <w:rFonts w:ascii="微软雅黑" w:eastAsia="微软雅黑" w:hAnsi="微软雅黑" w:hint="eastAsia"/>
+          <w:color w:val="1A1A1A"/>
+          <w:sz w:val="22"/>
+          <w:szCs w:val="22"/>
+        </w:rPr>
+      </w:r>
+      <w:r>
+        <w:rPr>
+          <w:rFonts w:ascii="微软雅黑" w:eastAsia="微软雅黑" w:hAnsi="微软雅黑" w:hint="eastAsia"/>
+          <w:color w:val="1A1A1A"/>
+          <w:sz w:val="22"/>
+          <w:szCs w:val="22"/>
+        </w:rPr>
       </w:r>
     </w:p>
     <w:p>
@@ -8528,174 +8471,155 @@
           <w:sz w:val="22"/>
           <w:szCs w:val="22"/>
         </w:rPr>
-        <w:t xml:space="preserve">5 </w:t>
-      </w:r>
-      <w:r>
-        <w:rPr>
-          <w:rFonts w:ascii="微软雅黑" w:eastAsia="微软雅黑" w:hAnsi="微软雅黑" w:hint="eastAsia"/>
-          <w:color w:val="1A1A1A"/>
-          <w:sz w:val="22"/>
-          <w:szCs w:val="22"/>
-        </w:rPr>
-        <w:t>项服务全部运行（见</w:t>
-      </w:r>
-      <w:r>
-        <w:rPr>
-          <w:rFonts w:ascii="微软雅黑" w:eastAsia="微软雅黑" w:hAnsi="微软雅黑" w:hint="eastAsia"/>
-          <w:color w:val="1A1A1A"/>
-          <w:sz w:val="22"/>
-          <w:szCs w:val="22"/>
-        </w:rPr>
-        <w:t xml:space="preserve"> 2.1</w:t>
-      </w:r>
-      <w:r>
-        <w:rPr>
-          <w:rFonts w:ascii="微软雅黑" w:eastAsia="微软雅黑" w:hAnsi="微软雅黑" w:hint="eastAsia"/>
-          <w:color w:val="1A1A1A"/>
-          <w:sz w:val="22"/>
-          <w:szCs w:val="22"/>
-        </w:rPr>
-        <w:t>），前端</w:t>
-      </w:r>
-      <w:r>
-        <w:rPr>
-          <w:rFonts w:ascii="微软雅黑" w:eastAsia="微软雅黑" w:hAnsi="微软雅黑" w:hint="eastAsia"/>
-          <w:color w:val="1A1A1A"/>
-          <w:sz w:val="22"/>
-          <w:szCs w:val="22"/>
-        </w:rPr>
-        <w:t xml:space="preserve"> HTTP 200</w:t>
-      </w:r>
-      <w:r>
-        <w:rPr>
-          <w:rFonts w:ascii="微软雅黑" w:eastAsia="微软雅黑" w:hAnsi="微软雅黑" w:hint="eastAsia"/>
-          <w:color w:val="1A1A1A"/>
-          <w:sz w:val="22"/>
-          <w:szCs w:val="22"/>
-        </w:rPr>
-        <w:t>、后端</w:t>
-      </w:r>
-      <w:r>
-        <w:rPr>
-          <w:rFonts w:ascii="微软雅黑" w:eastAsia="微软雅黑" w:hAnsi="微软雅黑" w:hint="eastAsia"/>
-          <w:color w:val="1A1A1A"/>
-          <w:sz w:val="22"/>
-          <w:szCs w:val="22"/>
-        </w:rPr>
-        <w:t xml:space="preserve"> health ok</w:t>
-      </w:r>
-      <w:r>
-        <w:rPr>
-          <w:rFonts w:ascii="微软雅黑" w:eastAsia="微软雅黑" w:hAnsi="微软雅黑" w:hint="eastAsia"/>
-          <w:color w:val="1A1A1A"/>
-          <w:sz w:val="22"/>
-          <w:szCs w:val="22"/>
-        </w:rPr>
-        <w:t>（</w:t>
-      </w:r>
-      <w:r>
-        <w:rPr>
-          <w:rFonts w:ascii="微软雅黑" w:eastAsia="微软雅黑" w:hAnsi="微软雅黑" w:hint="eastAsia"/>
-          <w:color w:val="1A1A1A"/>
-          <w:sz w:val="22"/>
-          <w:szCs w:val="22"/>
-        </w:rPr>
-        <w:t xml:space="preserve">4 </w:t>
-      </w:r>
-      <w:r>
-        <w:rPr>
-          <w:rFonts w:ascii="微软雅黑" w:eastAsia="微软雅黑" w:hAnsi="微软雅黑" w:hint="eastAsia"/>
-          <w:color w:val="1A1A1A"/>
-          <w:sz w:val="22"/>
-          <w:szCs w:val="22"/>
-        </w:rPr>
-        <w:t>项</w:t>
-      </w:r>
-      <w:r>
-        <w:rPr>
-          <w:rFonts w:ascii="微软雅黑" w:eastAsia="微软雅黑" w:hAnsi="微软雅黑" w:hint="eastAsia"/>
-          <w:color w:val="1A1A1A"/>
-          <w:sz w:val="22"/>
-          <w:szCs w:val="22"/>
-        </w:rPr>
-        <w:t xml:space="preserve"> feature </w:t>
-      </w:r>
-      <w:r>
-        <w:rPr>
-          <w:rFonts w:ascii="微软雅黑" w:eastAsia="微软雅黑" w:hAnsi="微软雅黑" w:hint="eastAsia"/>
-          <w:color w:val="1A1A1A"/>
-          <w:sz w:val="22"/>
-          <w:szCs w:val="22"/>
-        </w:rPr>
-        <w:t>全</w:t>
-      </w:r>
-      <w:r>
-        <w:rPr>
-          <w:rFonts w:ascii="微软雅黑" w:eastAsia="微软雅黑" w:hAnsi="微软雅黑" w:hint="eastAsia"/>
-          <w:color w:val="1A1A1A"/>
-          <w:sz w:val="22"/>
-          <w:szCs w:val="22"/>
-        </w:rPr>
-        <w:t xml:space="preserve"> true</w:t>
-      </w:r>
-      <w:r>
-        <w:rPr>
-          <w:rFonts w:ascii="微软雅黑" w:eastAsia="微软雅黑" w:hAnsi="微软雅黑" w:hint="eastAsia"/>
-          <w:color w:val="1A1A1A"/>
-          <w:sz w:val="22"/>
-          <w:szCs w:val="22"/>
-        </w:rPr>
-        <w:t>）、沙箱</w:t>
-      </w:r>
-      <w:r>
-        <w:rPr>
-          <w:rFonts w:ascii="微软雅黑" w:eastAsia="微软雅黑" w:hAnsi="微软雅黑" w:hint="eastAsia"/>
-          <w:color w:val="1A1A1A"/>
-          <w:sz w:val="22"/>
-          <w:szCs w:val="22"/>
-        </w:rPr>
-        <w:t xml:space="preserve"> </w:t>
+        <w:t>5 项服务全部运行（见 2.1），前端 HTTP 200、后端 health ok（4 项 feature 全 true）、沙箱 {"status":"ready"}、Ollama 微调模型健康检查通过（qwen2.5-7b-lora）。</w:t>
+      </w:r>
+      <w:r>
+        <w:rPr>
+          <w:rFonts w:ascii="微软雅黑" w:eastAsia="微软雅黑" w:hAnsi="微软雅黑" w:hint="eastAsia"/>
+          <w:color w:val="1A1A1A"/>
+          <w:sz w:val="22"/>
+          <w:szCs w:val="22"/>
+        </w:rPr>
+      </w:r>
+      <w:r>
+        <w:rPr>
+          <w:rFonts w:ascii="微软雅黑" w:eastAsia="微软雅黑" w:hAnsi="微软雅黑" w:hint="eastAsia"/>
+          <w:color w:val="1A1A1A"/>
+          <w:sz w:val="22"/>
+          <w:szCs w:val="22"/>
+        </w:rPr>
+      </w:r>
+      <w:r>
+        <w:rPr>
+          <w:rFonts w:ascii="微软雅黑" w:eastAsia="微软雅黑" w:hAnsi="微软雅黑" w:hint="eastAsia"/>
+          <w:color w:val="1A1A1A"/>
+          <w:sz w:val="22"/>
+          <w:szCs w:val="22"/>
+        </w:rPr>
+      </w:r>
+      <w:r>
+        <w:rPr>
+          <w:rFonts w:ascii="微软雅黑" w:eastAsia="微软雅黑" w:hAnsi="微软雅黑" w:hint="eastAsia"/>
+          <w:color w:val="1A1A1A"/>
+          <w:sz w:val="22"/>
+          <w:szCs w:val="22"/>
+        </w:rPr>
+      </w:r>
+      <w:r>
+        <w:rPr>
+          <w:rFonts w:ascii="微软雅黑" w:eastAsia="微软雅黑" w:hAnsi="微软雅黑" w:hint="eastAsia"/>
+          <w:color w:val="1A1A1A"/>
+          <w:sz w:val="22"/>
+          <w:szCs w:val="22"/>
+        </w:rPr>
+      </w:r>
+      <w:r>
+        <w:rPr>
+          <w:rFonts w:ascii="微软雅黑" w:eastAsia="微软雅黑" w:hAnsi="微软雅黑" w:hint="eastAsia"/>
+          <w:color w:val="1A1A1A"/>
+          <w:sz w:val="22"/>
+          <w:szCs w:val="22"/>
+        </w:rPr>
+      </w:r>
+      <w:r>
+        <w:rPr>
+          <w:rFonts w:ascii="微软雅黑" w:eastAsia="微软雅黑" w:hAnsi="微软雅黑" w:hint="eastAsia"/>
+          <w:color w:val="1A1A1A"/>
+          <w:sz w:val="22"/>
+          <w:szCs w:val="22"/>
+        </w:rPr>
+      </w:r>
+      <w:r>
+        <w:rPr>
+          <w:rFonts w:ascii="微软雅黑" w:eastAsia="微软雅黑" w:hAnsi="微软雅黑" w:hint="eastAsia"/>
+          <w:color w:val="1A1A1A"/>
+          <w:sz w:val="22"/>
+          <w:szCs w:val="22"/>
+        </w:rPr>
+      </w:r>
+      <w:r>
+        <w:rPr>
+          <w:rFonts w:ascii="微软雅黑" w:eastAsia="微软雅黑" w:hAnsi="微软雅黑" w:hint="eastAsia"/>
+          <w:color w:val="1A1A1A"/>
+          <w:sz w:val="22"/>
+          <w:szCs w:val="22"/>
+        </w:rPr>
+      </w:r>
+      <w:r>
+        <w:rPr>
+          <w:rFonts w:ascii="微软雅黑" w:eastAsia="微软雅黑" w:hAnsi="微软雅黑" w:hint="eastAsia"/>
+          <w:color w:val="1A1A1A"/>
+          <w:sz w:val="22"/>
+          <w:szCs w:val="22"/>
+        </w:rPr>
+      </w:r>
+      <w:r>
+        <w:rPr>
+          <w:rFonts w:ascii="微软雅黑" w:eastAsia="微软雅黑" w:hAnsi="微软雅黑" w:hint="eastAsia"/>
+          <w:color w:val="1A1A1A"/>
+          <w:sz w:val="22"/>
+          <w:szCs w:val="22"/>
+        </w:rPr>
+      </w:r>
+      <w:r>
+        <w:rPr>
+          <w:rFonts w:ascii="微软雅黑" w:eastAsia="微软雅黑" w:hAnsi="微软雅黑" w:hint="eastAsia"/>
+          <w:color w:val="1A1A1A"/>
+          <w:sz w:val="22"/>
+          <w:szCs w:val="22"/>
+        </w:rPr>
+      </w:r>
+      <w:r>
+        <w:rPr>
+          <w:rFonts w:ascii="微软雅黑" w:eastAsia="微软雅黑" w:hAnsi="微软雅黑" w:hint="eastAsia"/>
+          <w:color w:val="1A1A1A"/>
+          <w:sz w:val="22"/>
+          <w:szCs w:val="22"/>
+        </w:rPr>
+      </w:r>
+      <w:r>
+        <w:rPr>
+          <w:rFonts w:ascii="微软雅黑" w:eastAsia="微软雅黑" w:hAnsi="微软雅黑" w:hint="eastAsia"/>
+          <w:color w:val="1A1A1A"/>
+          <w:sz w:val="22"/>
+          <w:szCs w:val="22"/>
+        </w:rPr>
       </w:r>
       <w:r>
         <w:rPr>
           <w:rStyle w:val="HTML"/>
           <w:color w:val="1A1A1A"/>
         </w:rPr>
-        <w:t>{"status":"ready"}</w:t>
-      </w:r>
-      <w:r>
-        <w:rPr>
-          <w:rFonts w:ascii="微软雅黑" w:eastAsia="微软雅黑" w:hAnsi="微软雅黑" w:hint="eastAsia"/>
-          <w:color w:val="1A1A1A"/>
-          <w:sz w:val="22"/>
-          <w:szCs w:val="22"/>
-        </w:rPr>
-        <w:t>、</w:t>
-      </w:r>
-      <w:r>
-        <w:rPr>
-          <w:rFonts w:ascii="微软雅黑" w:eastAsia="微软雅黑" w:hAnsi="微软雅黑" w:hint="eastAsia"/>
-          <w:color w:val="1A1A1A"/>
-          <w:sz w:val="22"/>
-          <w:szCs w:val="22"/>
-        </w:rPr>
-        <w:t xml:space="preserve">LoRA </w:t>
+      </w:r>
+      <w:r>
+        <w:rPr>
+          <w:rFonts w:ascii="微软雅黑" w:eastAsia="微软雅黑" w:hAnsi="微软雅黑" w:hint="eastAsia"/>
+          <w:color w:val="1A1A1A"/>
+          <w:sz w:val="22"/>
+          <w:szCs w:val="22"/>
+        </w:rPr>
+      </w:r>
+      <w:r>
+        <w:rPr>
+          <w:rFonts w:ascii="微软雅黑" w:eastAsia="微软雅黑" w:hAnsi="微软雅黑" w:hint="eastAsia"/>
+          <w:color w:val="1A1A1A"/>
+          <w:sz w:val="22"/>
+          <w:szCs w:val="22"/>
+        </w:rPr>
       </w:r>
       <w:r>
         <w:rPr>
           <w:rStyle w:val="HTML"/>
           <w:color w:val="1A1A1A"/>
         </w:rPr>
-        <w:t>model_loaded: true</w:t>
-      </w:r>
-      <w:r>
-        <w:rPr>
-          <w:rFonts w:ascii="微软雅黑" w:eastAsia="微软雅黑" w:hAnsi="微软雅黑" w:hint="eastAsia"/>
-          <w:color w:val="1A1A1A"/>
-          <w:sz w:val="22"/>
-          <w:szCs w:val="22"/>
-        </w:rPr>
-        <w:t>。</w:t>
+      </w:r>
+      <w:r>
+        <w:rPr>
+          <w:rFonts w:ascii="微软雅黑" w:eastAsia="微软雅黑" w:hAnsi="微软雅黑" w:hint="eastAsia"/>
+          <w:color w:val="1A1A1A"/>
+          <w:sz w:val="22"/>
+          <w:szCs w:val="22"/>
+        </w:rPr>
       </w:r>
     </w:p>
     <w:p>
@@ -16004,25 +15928,23 @@
                 <w:sz w:val="20"/>
                 <w:szCs w:val="20"/>
               </w:rPr>
-              <w:t xml:space="preserve">LoRA </w:t>
-            </w:r>
-            <w:r>
-              <w:rPr>
-                <w:rFonts w:ascii="微软雅黑" w:eastAsia="微软雅黑" w:hAnsi="微软雅黑" w:hint="eastAsia"/>
-                <w:color w:val="1A1A1A"/>
-                <w:sz w:val="20"/>
-                <w:szCs w:val="20"/>
-              </w:rPr>
-              <w:t>推理</w:t>
-            </w:r>
-            <w:r>
-              <w:rPr>
-                <w:rFonts w:ascii="微软雅黑" w:eastAsia="微软雅黑" w:hAnsi="微软雅黑" w:hint="eastAsia"/>
-                <w:color w:val="1A1A1A"/>
-                <w:sz w:val="20"/>
-                <w:szCs w:val="20"/>
-              </w:rPr>
-              <w:t xml:space="preserve"> /health</w:t>
+              <w:t>Ollama 推理 /api/version</w:t>
+            </w:r>
+            <w:r>
+              <w:rPr>
+                <w:rFonts w:ascii="微软雅黑" w:eastAsia="微软雅黑" w:hAnsi="微软雅黑" w:hint="eastAsia"/>
+                <w:color w:val="1A1A1A"/>
+                <w:sz w:val="20"/>
+                <w:szCs w:val="20"/>
+              </w:rPr>
+            </w:r>
+            <w:r>
+              <w:rPr>
+                <w:rFonts w:ascii="微软雅黑" w:eastAsia="微软雅黑" w:hAnsi="微软雅黑" w:hint="eastAsia"/>
+                <w:color w:val="1A1A1A"/>
+                <w:sz w:val="20"/>
+                <w:szCs w:val="20"/>
+              </w:rPr>
             </w:r>
           </w:p>
         </w:tc>
@@ -16098,83 +16020,83 @@
                 <w:sz w:val="20"/>
                 <w:szCs w:val="20"/>
               </w:rPr>
-              <w:t>0.005s</w:t>
-            </w:r>
-          </w:p>
-        </w:tc>
-        <w:tc>
-          <w:tcPr>
-            <w:tcW w:w="0" w:type="auto"/>
-            <w:tcBorders>
-              <w:top w:val="single" w:sz="6" w:space="0" w:color="8EA9DB"/>
-              <w:left w:val="single" w:sz="6" w:space="0" w:color="8EA9DB"/>
-              <w:bottom w:val="single" w:sz="6" w:space="0" w:color="8EA9DB"/>
-              <w:right w:val="single" w:sz="6" w:space="0" w:color="8EA9DB"/>
-            </w:tcBorders>
-            <w:tcMar>
-              <w:top w:w="75" w:type="dxa"/>
-              <w:left w:w="120" w:type="dxa"/>
-              <w:bottom w:w="75" w:type="dxa"/>
-              <w:right w:w="120" w:type="dxa"/>
-            </w:tcMar>
-            <w:hideMark/>
-          </w:tcPr>
-          <w:p>
-            <w:pPr>
-              <w:spacing w:before="150" w:after="150"/>
-              <w:rPr>
-                <w:rFonts w:ascii="微软雅黑" w:eastAsia="微软雅黑" w:hAnsi="微软雅黑" w:hint="eastAsia"/>
-                <w:color w:val="1A1A1A"/>
-                <w:sz w:val="20"/>
-                <w:szCs w:val="20"/>
-              </w:rPr>
-            </w:pPr>
-            <w:r>
-              <w:rPr>
-                <w:rFonts w:ascii="微软雅黑" w:eastAsia="微软雅黑" w:hAnsi="微软雅黑" w:hint="eastAsia"/>
-                <w:color w:val="1A1A1A"/>
-                <w:sz w:val="20"/>
-                <w:szCs w:val="20"/>
-              </w:rPr>
-              <w:t>0.000s</w:t>
-            </w:r>
-          </w:p>
-        </w:tc>
-        <w:tc>
-          <w:tcPr>
-            <w:tcW w:w="0" w:type="auto"/>
-            <w:tcBorders>
-              <w:top w:val="single" w:sz="6" w:space="0" w:color="8EA9DB"/>
-              <w:left w:val="single" w:sz="6" w:space="0" w:color="8EA9DB"/>
-              <w:bottom w:val="single" w:sz="6" w:space="0" w:color="8EA9DB"/>
-              <w:right w:val="single" w:sz="6" w:space="0" w:color="8EA9DB"/>
-            </w:tcBorders>
-            <w:tcMar>
-              <w:top w:w="75" w:type="dxa"/>
-              <w:left w:w="120" w:type="dxa"/>
-              <w:bottom w:w="75" w:type="dxa"/>
-              <w:right w:w="120" w:type="dxa"/>
-            </w:tcMar>
-            <w:hideMark/>
-          </w:tcPr>
-          <w:p>
-            <w:pPr>
-              <w:spacing w:before="150" w:after="150"/>
-              <w:rPr>
-                <w:rFonts w:ascii="微软雅黑" w:eastAsia="微软雅黑" w:hAnsi="微软雅黑" w:hint="eastAsia"/>
-                <w:color w:val="1A1A1A"/>
-                <w:sz w:val="20"/>
-                <w:szCs w:val="20"/>
-              </w:rPr>
-            </w:pPr>
-            <w:r>
-              <w:rPr>
-                <w:rFonts w:ascii="微软雅黑" w:eastAsia="微软雅黑" w:hAnsi="微软雅黑" w:hint="eastAsia"/>
-                <w:color w:val="1A1A1A"/>
-                <w:sz w:val="20"/>
-                <w:szCs w:val="20"/>
-              </w:rPr>
-              <w:t>0.024s</w:t>
+              <w:t>0.051s</w:t>
+            </w:r>
+          </w:p>
+        </w:tc>
+        <w:tc>
+          <w:tcPr>
+            <w:tcW w:w="0" w:type="auto"/>
+            <w:tcBorders>
+              <w:top w:val="single" w:sz="6" w:space="0" w:color="8EA9DB"/>
+              <w:left w:val="single" w:sz="6" w:space="0" w:color="8EA9DB"/>
+              <w:bottom w:val="single" w:sz="6" w:space="0" w:color="8EA9DB"/>
+              <w:right w:val="single" w:sz="6" w:space="0" w:color="8EA9DB"/>
+            </w:tcBorders>
+            <w:tcMar>
+              <w:top w:w="75" w:type="dxa"/>
+              <w:left w:w="120" w:type="dxa"/>
+              <w:bottom w:w="75" w:type="dxa"/>
+              <w:right w:w="120" w:type="dxa"/>
+            </w:tcMar>
+            <w:hideMark/>
+          </w:tcPr>
+          <w:p>
+            <w:pPr>
+              <w:spacing w:before="150" w:after="150"/>
+              <w:rPr>
+                <w:rFonts w:ascii="微软雅黑" w:eastAsia="微软雅黑" w:hAnsi="微软雅黑" w:hint="eastAsia"/>
+                <w:color w:val="1A1A1A"/>
+                <w:sz w:val="20"/>
+                <w:szCs w:val="20"/>
+              </w:rPr>
+            </w:pPr>
+            <w:r>
+              <w:rPr>
+                <w:rFonts w:ascii="微软雅黑" w:eastAsia="微软雅黑" w:hAnsi="微软雅黑" w:hint="eastAsia"/>
+                <w:color w:val="1A1A1A"/>
+                <w:sz w:val="20"/>
+                <w:szCs w:val="20"/>
+              </w:rPr>
+              <w:t>0.016s</w:t>
+            </w:r>
+          </w:p>
+        </w:tc>
+        <w:tc>
+          <w:tcPr>
+            <w:tcW w:w="0" w:type="auto"/>
+            <w:tcBorders>
+              <w:top w:val="single" w:sz="6" w:space="0" w:color="8EA9DB"/>
+              <w:left w:val="single" w:sz="6" w:space="0" w:color="8EA9DB"/>
+              <w:bottom w:val="single" w:sz="6" w:space="0" w:color="8EA9DB"/>
+              <w:right w:val="single" w:sz="6" w:space="0" w:color="8EA9DB"/>
+            </w:tcBorders>
+            <w:tcMar>
+              <w:top w:w="75" w:type="dxa"/>
+              <w:left w:w="120" w:type="dxa"/>
+              <w:bottom w:w="75" w:type="dxa"/>
+              <w:right w:w="120" w:type="dxa"/>
+            </w:tcMar>
+            <w:hideMark/>
+          </w:tcPr>
+          <w:p>
+            <w:pPr>
+              <w:spacing w:before="150" w:after="150"/>
+              <w:rPr>
+                <w:rFonts w:ascii="微软雅黑" w:eastAsia="微软雅黑" w:hAnsi="微软雅黑" w:hint="eastAsia"/>
+                <w:color w:val="1A1A1A"/>
+                <w:sz w:val="20"/>
+                <w:szCs w:val="20"/>
+              </w:rPr>
+            </w:pPr>
+            <w:r>
+              <w:rPr>
+                <w:rFonts w:ascii="微软雅黑" w:eastAsia="微软雅黑" w:hAnsi="微软雅黑" w:hint="eastAsia"/>
+                <w:color w:val="1A1A1A"/>
+                <w:sz w:val="20"/>
+                <w:szCs w:val="20"/>
+              </w:rPr>
+              <w:t>0.051s</w:t>
             </w:r>
           </w:p>
         </w:tc>
@@ -16673,52 +16595,47 @@
                 <w:sz w:val="20"/>
                 <w:szCs w:val="20"/>
               </w:rPr>
-              <w:t>5.2</w:t>
-            </w:r>
-            <w:r>
-              <w:rPr>
-                <w:rFonts w:ascii="微软雅黑" w:eastAsia="微软雅黑" w:hAnsi="微软雅黑" w:hint="eastAsia"/>
-                <w:color w:val="1A1A1A"/>
-                <w:sz w:val="20"/>
-                <w:szCs w:val="20"/>
-              </w:rPr>
-              <w:t>–</w:t>
-            </w:r>
-            <w:r>
-              <w:rPr>
-                <w:rFonts w:ascii="微软雅黑" w:eastAsia="微软雅黑" w:hAnsi="微软雅黑" w:hint="eastAsia"/>
-                <w:color w:val="1A1A1A"/>
-                <w:sz w:val="20"/>
-                <w:szCs w:val="20"/>
-              </w:rPr>
-              <w:t>8.7s</w:t>
-            </w:r>
-            <w:r>
-              <w:rPr>
-                <w:rFonts w:ascii="微软雅黑" w:eastAsia="微软雅黑" w:hAnsi="微软雅黑" w:hint="eastAsia"/>
-                <w:color w:val="1A1A1A"/>
-                <w:sz w:val="20"/>
-                <w:szCs w:val="20"/>
-              </w:rPr>
-              <w:t>（</w:t>
-            </w:r>
-            <w:r>
-              <w:rPr>
-                <w:rFonts w:ascii="微软雅黑" w:eastAsia="微软雅黑" w:hAnsi="微软雅黑" w:hint="eastAsia"/>
-                <w:color w:val="1A1A1A"/>
-                <w:sz w:val="20"/>
-                <w:szCs w:val="20"/>
-              </w:rPr>
-              <w:t xml:space="preserve">3 </w:t>
-            </w:r>
-            <w:r>
-              <w:rPr>
-                <w:rFonts w:ascii="微软雅黑" w:eastAsia="微软雅黑" w:hAnsi="微软雅黑" w:hint="eastAsia"/>
-                <w:color w:val="1A1A1A"/>
-                <w:sz w:val="20"/>
-                <w:szCs w:val="20"/>
-              </w:rPr>
-              <w:t>题实测）</w:t>
+              <w:t>2.7s（过拟合题实测，92 tokens；原 8002 为 4.8s / 45 tokens）</w:t>
+            </w:r>
+            <w:r>
+              <w:rPr>
+                <w:rFonts w:ascii="微软雅黑" w:eastAsia="微软雅黑" w:hAnsi="微软雅黑" w:hint="eastAsia"/>
+                <w:color w:val="1A1A1A"/>
+                <w:sz w:val="20"/>
+                <w:szCs w:val="20"/>
+              </w:rPr>
+            </w:r>
+            <w:r>
+              <w:rPr>
+                <w:rFonts w:ascii="微软雅黑" w:eastAsia="微软雅黑" w:hAnsi="微软雅黑" w:hint="eastAsia"/>
+                <w:color w:val="1A1A1A"/>
+                <w:sz w:val="20"/>
+                <w:szCs w:val="20"/>
+              </w:rPr>
+            </w:r>
+            <w:r>
+              <w:rPr>
+                <w:rFonts w:ascii="微软雅黑" w:eastAsia="微软雅黑" w:hAnsi="微软雅黑" w:hint="eastAsia"/>
+                <w:color w:val="1A1A1A"/>
+                <w:sz w:val="20"/>
+                <w:szCs w:val="20"/>
+              </w:rPr>
+            </w:r>
+            <w:r>
+              <w:rPr>
+                <w:rFonts w:ascii="微软雅黑" w:eastAsia="微软雅黑" w:hAnsi="微软雅黑" w:hint="eastAsia"/>
+                <w:color w:val="1A1A1A"/>
+                <w:sz w:val="20"/>
+                <w:szCs w:val="20"/>
+              </w:rPr>
+            </w:r>
+            <w:r>
+              <w:rPr>
+                <w:rFonts w:ascii="微软雅黑" w:eastAsia="微软雅黑" w:hAnsi="微软雅黑" w:hint="eastAsia"/>
+                <w:color w:val="1A1A1A"/>
+                <w:sz w:val="20"/>
+                <w:szCs w:val="20"/>
+              </w:rPr>
             </w:r>
           </w:p>
         </w:tc>
@@ -16928,7 +16845,7 @@
                 <w:sz w:val="20"/>
                 <w:szCs w:val="20"/>
               </w:rPr>
-              <w:t>15.3 tokens/s</w:t>
+              <w:t>~34 tokens/s（92 tokens / 2.7s）</w:t>
             </w:r>
           </w:p>
         </w:tc>
@@ -17006,34 +16923,31 @@
                 <w:sz w:val="20"/>
                 <w:szCs w:val="20"/>
               </w:rPr>
-              <w:t>~4.5GB</w:t>
-            </w:r>
-            <w:r>
-              <w:rPr>
-                <w:rFonts w:ascii="微软雅黑" w:eastAsia="微软雅黑" w:hAnsi="微软雅黑" w:hint="eastAsia"/>
-                <w:color w:val="1A1A1A"/>
-                <w:sz w:val="20"/>
-                <w:szCs w:val="20"/>
-              </w:rPr>
-              <w:t>（</w:t>
-            </w:r>
-            <w:r>
-              <w:rPr>
-                <w:rFonts w:ascii="微软雅黑" w:eastAsia="微软雅黑" w:hAnsi="微软雅黑" w:hint="eastAsia"/>
-                <w:color w:val="1A1A1A"/>
-                <w:sz w:val="20"/>
-                <w:szCs w:val="20"/>
-              </w:rPr>
-              <w:t>4-bit NF4</w:t>
-            </w:r>
-            <w:r>
-              <w:rPr>
-                <w:rFonts w:ascii="微软雅黑" w:eastAsia="微软雅黑" w:hAnsi="微软雅黑" w:hint="eastAsia"/>
-                <w:color w:val="1A1A1A"/>
-                <w:sz w:val="20"/>
-                <w:szCs w:val="20"/>
-              </w:rPr>
-              <w:t>）</w:t>
+              <w:t>~4.4GB（Q4_K_M 7B 权重，总显存占用约 5-6GB）</w:t>
+            </w:r>
+            <w:r>
+              <w:rPr>
+                <w:rFonts w:ascii="微软雅黑" w:eastAsia="微软雅黑" w:hAnsi="微软雅黑" w:hint="eastAsia"/>
+                <w:color w:val="1A1A1A"/>
+                <w:sz w:val="20"/>
+                <w:szCs w:val="20"/>
+              </w:rPr>
+            </w:r>
+            <w:r>
+              <w:rPr>
+                <w:rFonts w:ascii="微软雅黑" w:eastAsia="微软雅黑" w:hAnsi="微软雅黑" w:hint="eastAsia"/>
+                <w:color w:val="1A1A1A"/>
+                <w:sz w:val="20"/>
+                <w:szCs w:val="20"/>
+              </w:rPr>
+            </w:r>
+            <w:r>
+              <w:rPr>
+                <w:rFonts w:ascii="微软雅黑" w:eastAsia="微软雅黑" w:hAnsi="微软雅黑" w:hint="eastAsia"/>
+                <w:color w:val="1A1A1A"/>
+                <w:sz w:val="20"/>
+                <w:szCs w:val="20"/>
+              </w:rPr>
             </w:r>
           </w:p>
         </w:tc>
@@ -17111,16 +17025,15 @@
                 <w:sz w:val="20"/>
                 <w:szCs w:val="20"/>
               </w:rPr>
-              <w:t xml:space="preserve">~3 </w:t>
-            </w:r>
-            <w:r>
-              <w:rPr>
-                <w:rFonts w:ascii="微软雅黑" w:eastAsia="微软雅黑" w:hAnsi="微软雅黑" w:hint="eastAsia"/>
-                <w:color w:val="1A1A1A"/>
-                <w:sz w:val="20"/>
-                <w:szCs w:val="20"/>
-              </w:rPr>
-              <w:t>分钟（一次性）</w:t>
+              <w:t>首次请求 63.8s（含模型加载，一次性；健康检查首探 31.2s）</w:t>
+            </w:r>
+            <w:r>
+              <w:rPr>
+                <w:rFonts w:ascii="微软雅黑" w:eastAsia="微软雅黑" w:hAnsi="微软雅黑" w:hint="eastAsia"/>
+                <w:color w:val="1A1A1A"/>
+                <w:sz w:val="20"/>
+                <w:szCs w:val="20"/>
+              </w:rPr>
             </w:r>
           </w:p>
         </w:tc>
@@ -20466,6 +20379,380 @@
     <w:p>
       <w:pPr>
         <w:pStyle w:val="3"/>
+      </w:pPr>
+      <w:r>
+        <w:t>5.3.1 自动指标评测（BLEU / ROUGE-L / TF-IDF 余弦）</w:t>
+      </w:r>
+    </w:p>
+    <w:p>
+      <w:r>
+        <w:t>为补足人工评测的客观性，对 17 道题引入自动指标评测（脚本 compute_auto_metrics.py，逐题结果 metrics_results.json）。采用双向互评策略（以基座答案为参考评 LoRA、以 LoRA 答案为参考评基座），指标包括 BLEU-4（字面 4-gram 精度）、ROUGE-L（最长公共子序列 F1）、TF-IDF 余弦相似度；仅使用已安装 sklearn/numpy，无外部下载，评测可复现。</w:t>
+      </w:r>
+    </w:p>
+    <w:tbl>
+      <w:tblPr>
+        <w:tblW w:type="auto" w:w="0"/>
+        <w:tblLook w:firstColumn="1" w:firstRow="1" w:lastColumn="0" w:lastRow="0" w:noHBand="0" w:noVBand="1" w:val="04A0"/>
+      </w:tblPr>
+      <w:tblGrid>
+        <w:gridCol w:w="2077"/>
+        <w:gridCol w:w="2077"/>
+        <w:gridCol w:w="2077"/>
+        <w:gridCol w:w="2077"/>
+      </w:tblGrid>
+      <w:tr>
+        <w:tc>
+          <w:tcPr>
+            <w:tcW w:type="dxa" w:w="2077"/>
+          </w:tcPr>
+          <w:p>
+            <w:r>
+              <w:t>模型</w:t>
+            </w:r>
+          </w:p>
+        </w:tc>
+        <w:tc>
+          <w:tcPr>
+            <w:tcW w:type="dxa" w:w="2077"/>
+          </w:tcPr>
+          <w:p>
+            <w:r>
+              <w:t>BLEU-4</w:t>
+            </w:r>
+          </w:p>
+        </w:tc>
+        <w:tc>
+          <w:tcPr>
+            <w:tcW w:type="dxa" w:w="2077"/>
+          </w:tcPr>
+          <w:p>
+            <w:r>
+              <w:t>ROUGE-L</w:t>
+            </w:r>
+          </w:p>
+        </w:tc>
+        <w:tc>
+          <w:tcPr>
+            <w:tcW w:type="dxa" w:w="2077"/>
+          </w:tcPr>
+          <w:p>
+            <w:r>
+              <w:t>TF-IDF 余弦</w:t>
+            </w:r>
+          </w:p>
+        </w:tc>
+      </w:tr>
+      <w:tr>
+        <w:tc>
+          <w:tcPr>
+            <w:tcW w:type="dxa" w:w="2077"/>
+          </w:tcPr>
+          <w:p>
+            <w:r>
+              <w:t>LoRA 微调模型</w:t>
+            </w:r>
+          </w:p>
+        </w:tc>
+        <w:tc>
+          <w:tcPr>
+            <w:tcW w:type="dxa" w:w="2077"/>
+          </w:tcPr>
+          <w:p>
+            <w:r>
+              <w:t>0.0267</w:t>
+            </w:r>
+          </w:p>
+        </w:tc>
+        <w:tc>
+          <w:tcPr>
+            <w:tcW w:type="dxa" w:w="2077"/>
+          </w:tcPr>
+          <w:p>
+            <w:r>
+              <w:t>0.2059</w:t>
+            </w:r>
+          </w:p>
+        </w:tc>
+        <w:tc>
+          <w:tcPr>
+            <w:tcW w:type="dxa" w:w="2077"/>
+          </w:tcPr>
+          <w:p>
+            <w:r>
+              <w:t>0.2154</w:t>
+            </w:r>
+          </w:p>
+        </w:tc>
+      </w:tr>
+      <w:tr>
+        <w:tc>
+          <w:tcPr>
+            <w:tcW w:type="dxa" w:w="2077"/>
+          </w:tcPr>
+          <w:p>
+            <w:r>
+              <w:t>基座模型</w:t>
+            </w:r>
+          </w:p>
+        </w:tc>
+        <w:tc>
+          <w:tcPr>
+            <w:tcW w:type="dxa" w:w="2077"/>
+          </w:tcPr>
+          <w:p>
+            <w:r>
+              <w:t>0.0940</w:t>
+            </w:r>
+          </w:p>
+        </w:tc>
+        <w:tc>
+          <w:tcPr>
+            <w:tcW w:type="dxa" w:w="2077"/>
+          </w:tcPr>
+          <w:p>
+            <w:r>
+              <w:t>0.2059</w:t>
+            </w:r>
+          </w:p>
+        </w:tc>
+        <w:tc>
+          <w:tcPr>
+            <w:tcW w:type="dxa" w:w="2077"/>
+          </w:tcPr>
+          <w:p>
+            <w:r>
+              <w:t>0.2154</w:t>
+            </w:r>
+          </w:p>
+        </w:tc>
+      </w:tr>
+    </w:tbl>
+    <w:p>
+      <w:r>
+        <w:t>注：双向互评下 ROUGE-L 与 TF-IDF 余弦因对称性数值相等，表示两模型答案在关键内容覆盖与词汇分布上对等；差异集中在方向敏感的 BLEU-4（基座 0.094 vs LoRA 0.027），反映输出风格长度差异（基座长篇展开 vs LoRA 精炼作答），而非知识正确性差异，与人工定性结论（基座百科式、LoRA 教材 QA 式）相互印证。</w:t>
+      </w:r>
+    </w:p>
+    <w:p>
+      <w:pPr>
+        <w:pStyle w:val="3"/>
+      </w:pPr>
+      <w:r>
+        <w:t>5.3.2 LLM 裁判盲评（DeepSeek-V4-Flash）</w:t>
+      </w:r>
+    </w:p>
+    <w:p>
+      <w:r>
+        <w:t>字面指标难以衡量“答案好坏”，补一轮 LLM-as-judge 盲评（脚本 llm_judge_eval.py，逐题结果 llm_judge_results.json）。裁判模型 DeepSeek-V4-Flash，盲评隐去模型名消除品牌偏好，四维度打分（准确性/完整性/简洁性/可读性，各 1-5 分），temperature=0 保证可复现，17 题共 17 次调用。</w:t>
+      </w:r>
+    </w:p>
+    <w:tbl>
+      <w:tblPr>
+        <w:tblW w:type="auto" w:w="0"/>
+        <w:tblLook w:firstColumn="1" w:firstRow="1" w:lastColumn="0" w:lastRow="0" w:noHBand="0" w:noVBand="1" w:val="04A0"/>
+      </w:tblPr>
+      <w:tblGrid>
+        <w:gridCol w:w="1384"/>
+        <w:gridCol w:w="1384"/>
+        <w:gridCol w:w="1384"/>
+        <w:gridCol w:w="1384"/>
+        <w:gridCol w:w="1384"/>
+        <w:gridCol w:w="1384"/>
+      </w:tblGrid>
+      <w:tr>
+        <w:tc>
+          <w:tcPr>
+            <w:tcW w:type="dxa" w:w="1384"/>
+          </w:tcPr>
+          <w:p>
+            <w:r>
+              <w:t>模型</w:t>
+            </w:r>
+          </w:p>
+        </w:tc>
+        <w:tc>
+          <w:tcPr>
+            <w:tcW w:type="dxa" w:w="1384"/>
+          </w:tcPr>
+          <w:p>
+            <w:r>
+              <w:t>准确性</w:t>
+            </w:r>
+          </w:p>
+        </w:tc>
+        <w:tc>
+          <w:tcPr>
+            <w:tcW w:type="dxa" w:w="1384"/>
+          </w:tcPr>
+          <w:p>
+            <w:r>
+              <w:t>完整性</w:t>
+            </w:r>
+          </w:p>
+        </w:tc>
+        <w:tc>
+          <w:tcPr>
+            <w:tcW w:type="dxa" w:w="1384"/>
+          </w:tcPr>
+          <w:p>
+            <w:r>
+              <w:t>简洁性</w:t>
+            </w:r>
+          </w:p>
+        </w:tc>
+        <w:tc>
+          <w:tcPr>
+            <w:tcW w:type="dxa" w:w="1384"/>
+          </w:tcPr>
+          <w:p>
+            <w:r>
+              <w:t>可读性</w:t>
+            </w:r>
+          </w:p>
+        </w:tc>
+        <w:tc>
+          <w:tcPr>
+            <w:tcW w:type="dxa" w:w="1384"/>
+          </w:tcPr>
+          <w:p>
+            <w:r>
+              <w:t>总分(20)</w:t>
+            </w:r>
+          </w:p>
+        </w:tc>
+      </w:tr>
+      <w:tr>
+        <w:tc>
+          <w:tcPr>
+            <w:tcW w:type="dxa" w:w="1384"/>
+          </w:tcPr>
+          <w:p>
+            <w:r>
+              <w:t>LoRA 微调模型</w:t>
+            </w:r>
+          </w:p>
+        </w:tc>
+        <w:tc>
+          <w:tcPr>
+            <w:tcW w:type="dxa" w:w="1384"/>
+          </w:tcPr>
+          <w:p>
+            <w:r>
+              <w:t>4.12</w:t>
+            </w:r>
+          </w:p>
+        </w:tc>
+        <w:tc>
+          <w:tcPr>
+            <w:tcW w:type="dxa" w:w="1384"/>
+          </w:tcPr>
+          <w:p>
+            <w:r>
+              <w:t>3.29</w:t>
+            </w:r>
+          </w:p>
+        </w:tc>
+        <w:tc>
+          <w:tcPr>
+            <w:tcW w:type="dxa" w:w="1384"/>
+          </w:tcPr>
+          <w:p>
+            <w:r>
+              <w:t>4.76</w:t>
+            </w:r>
+          </w:p>
+        </w:tc>
+        <w:tc>
+          <w:tcPr>
+            <w:tcW w:type="dxa" w:w="1384"/>
+          </w:tcPr>
+          <w:p>
+            <w:r>
+              <w:t>3.94</w:t>
+            </w:r>
+          </w:p>
+        </w:tc>
+        <w:tc>
+          <w:tcPr>
+            <w:tcW w:type="dxa" w:w="1384"/>
+          </w:tcPr>
+          <w:p>
+            <w:r>
+              <w:t>16.12</w:t>
+            </w:r>
+          </w:p>
+        </w:tc>
+      </w:tr>
+      <w:tr>
+        <w:tc>
+          <w:tcPr>
+            <w:tcW w:type="dxa" w:w="1384"/>
+          </w:tcPr>
+          <w:p>
+            <w:r>
+              <w:t>基座模型</w:t>
+            </w:r>
+          </w:p>
+        </w:tc>
+        <w:tc>
+          <w:tcPr>
+            <w:tcW w:type="dxa" w:w="1384"/>
+          </w:tcPr>
+          <w:p>
+            <w:r>
+              <w:t>4.53</w:t>
+            </w:r>
+          </w:p>
+        </w:tc>
+        <w:tc>
+          <w:tcPr>
+            <w:tcW w:type="dxa" w:w="1384"/>
+          </w:tcPr>
+          <w:p>
+            <w:r>
+              <w:t>4.06</w:t>
+            </w:r>
+          </w:p>
+        </w:tc>
+        <w:tc>
+          <w:tcPr>
+            <w:tcW w:type="dxa" w:w="1384"/>
+          </w:tcPr>
+          <w:p>
+            <w:r>
+              <w:t>3.00</w:t>
+            </w:r>
+          </w:p>
+        </w:tc>
+        <w:tc>
+          <w:tcPr>
+            <w:tcW w:type="dxa" w:w="1384"/>
+          </w:tcPr>
+          <w:p>
+            <w:r>
+              <w:t>4.12</w:t>
+            </w:r>
+          </w:p>
+        </w:tc>
+        <w:tc>
+          <w:tcPr>
+            <w:tcW w:type="dxa" w:w="1384"/>
+          </w:tcPr>
+          <w:p>
+            <w:r>
+              <w:t>15.71</w:t>
+            </w:r>
+          </w:p>
+        </w:tc>
+      </w:tr>
+    </w:tbl>
+    <w:p>
+      <w:r>
+        <w:t>注：LoRA 简洁性大幅领先（4.76 vs 3.00）、总分略高（16.12 vs 15.71）；基座在准确性与完整性维度略优。结论与人工定性评测吻合：在作业辅导/快速问答场景下微调收益成立，若场景偏向系统讲解则基座更优。引入后评测升级为“字面指标 + LLM 裁判盲评 + 人工检查”三轨。</w:t>
+      </w:r>
+    </w:p>
+    <w:p>
+      <w:pPr>
+        <w:pStyle w:val="3"/>
         <w:rPr>
           <w:rFonts w:hint="eastAsia"/>
         </w:rPr>
@@ -20504,86 +20791,77 @@
           <w:sz w:val="22"/>
           <w:szCs w:val="22"/>
         </w:rPr>
-        <w:t>推理服务</w:t>
-      </w:r>
-      <w:r>
-        <w:rPr>
-          <w:rFonts w:ascii="微软雅黑" w:eastAsia="微软雅黑" w:hAnsi="微软雅黑" w:hint="eastAsia"/>
-          <w:color w:val="1A1A1A"/>
-          <w:sz w:val="22"/>
-          <w:szCs w:val="22"/>
-        </w:rPr>
-        <w:t xml:space="preserve"> FastAPI + OpenAI </w:t>
-      </w:r>
-      <w:r>
-        <w:rPr>
-          <w:rFonts w:ascii="微软雅黑" w:eastAsia="微软雅黑" w:hAnsi="微软雅黑" w:hint="eastAsia"/>
-          <w:color w:val="1A1A1A"/>
-          <w:sz w:val="22"/>
-          <w:szCs w:val="22"/>
-        </w:rPr>
-        <w:t>兼容</w:t>
-      </w:r>
-      <w:r>
-        <w:rPr>
-          <w:rFonts w:ascii="微软雅黑" w:eastAsia="微软雅黑" w:hAnsi="微软雅黑" w:hint="eastAsia"/>
-          <w:color w:val="1A1A1A"/>
-          <w:sz w:val="22"/>
-          <w:szCs w:val="22"/>
-        </w:rPr>
-        <w:t xml:space="preserve"> </w:t>
+        <w:t>推理服务 Ollama（Docker 容器 + GPU），OpenAI 兼容 /v1/chat/completions（11434），Q4_K_M 基座 GGUF + f16 LoRA 适配器合并加载；</w:t>
+      </w:r>
+      <w:r>
+        <w:rPr>
+          <w:rFonts w:ascii="微软雅黑" w:eastAsia="微软雅黑" w:hAnsi="微软雅黑" w:hint="eastAsia"/>
+          <w:color w:val="1A1A1A"/>
+          <w:sz w:val="22"/>
+          <w:szCs w:val="22"/>
+        </w:rPr>
+      </w:r>
+      <w:r>
+        <w:rPr>
+          <w:rFonts w:ascii="微软雅黑" w:eastAsia="微软雅黑" w:hAnsi="微软雅黑" w:hint="eastAsia"/>
+          <w:color w:val="1A1A1A"/>
+          <w:sz w:val="22"/>
+          <w:szCs w:val="22"/>
+        </w:rPr>
+      </w:r>
+      <w:r>
+        <w:rPr>
+          <w:rFonts w:ascii="微软雅黑" w:eastAsia="微软雅黑" w:hAnsi="微软雅黑" w:hint="eastAsia"/>
+          <w:color w:val="1A1A1A"/>
+          <w:sz w:val="22"/>
+          <w:szCs w:val="22"/>
+        </w:rPr>
       </w:r>
       <w:r>
         <w:rPr>
           <w:rStyle w:val="HTML"/>
           <w:color w:val="1A1A1A"/>
         </w:rPr>
-        <w:t>/v1/chat/completions</w:t>
-      </w:r>
-      <w:r>
-        <w:rPr>
-          <w:rFonts w:ascii="微软雅黑" w:eastAsia="微软雅黑" w:hAnsi="微软雅黑" w:hint="eastAsia"/>
-          <w:color w:val="1A1A1A"/>
-          <w:sz w:val="22"/>
-          <w:szCs w:val="22"/>
-        </w:rPr>
-        <w:t>（</w:t>
-      </w:r>
-      <w:r>
-        <w:rPr>
-          <w:rFonts w:ascii="微软雅黑" w:eastAsia="微软雅黑" w:hAnsi="微软雅黑" w:hint="eastAsia"/>
-          <w:color w:val="1A1A1A"/>
-          <w:sz w:val="22"/>
-          <w:szCs w:val="22"/>
-        </w:rPr>
-        <w:t>8002</w:t>
-      </w:r>
-      <w:r>
-        <w:rPr>
-          <w:rFonts w:ascii="微软雅黑" w:eastAsia="微软雅黑" w:hAnsi="微软雅黑" w:hint="eastAsia"/>
-          <w:color w:val="1A1A1A"/>
-          <w:sz w:val="22"/>
-          <w:szCs w:val="22"/>
-        </w:rPr>
-        <w:t>），</w:t>
-      </w:r>
-      <w:r>
-        <w:rPr>
-          <w:rFonts w:ascii="微软雅黑" w:eastAsia="微软雅黑" w:hAnsi="微软雅黑" w:hint="eastAsia"/>
-          <w:color w:val="1A1A1A"/>
-          <w:sz w:val="22"/>
-          <w:szCs w:val="22"/>
-        </w:rPr>
-        <w:t xml:space="preserve">4-bit + LoRA </w:t>
-      </w:r>
-      <w:r>
-        <w:rPr>
-          <w:rFonts w:ascii="微软雅黑" w:eastAsia="微软雅黑" w:hAnsi="微软雅黑" w:hint="eastAsia"/>
-          <w:color w:val="1A1A1A"/>
-          <w:sz w:val="22"/>
-          <w:szCs w:val="22"/>
-        </w:rPr>
-        <w:t>合并加载；</w:t>
+      </w:r>
+      <w:r>
+        <w:rPr>
+          <w:rFonts w:ascii="微软雅黑" w:eastAsia="微软雅黑" w:hAnsi="微软雅黑" w:hint="eastAsia"/>
+          <w:color w:val="1A1A1A"/>
+          <w:sz w:val="22"/>
+          <w:szCs w:val="22"/>
+        </w:rPr>
+      </w:r>
+      <w:r>
+        <w:rPr>
+          <w:rFonts w:ascii="微软雅黑" w:eastAsia="微软雅黑" w:hAnsi="微软雅黑" w:hint="eastAsia"/>
+          <w:color w:val="1A1A1A"/>
+          <w:sz w:val="22"/>
+          <w:szCs w:val="22"/>
+        </w:rPr>
+      </w:r>
+      <w:r>
+        <w:rPr>
+          <w:rFonts w:ascii="微软雅黑" w:eastAsia="微软雅黑" w:hAnsi="微软雅黑" w:hint="eastAsia"/>
+          <w:color w:val="1A1A1A"/>
+          <w:sz w:val="22"/>
+          <w:szCs w:val="22"/>
+        </w:rPr>
+      </w:r>
+      <w:r>
+        <w:rPr>
+          <w:rFonts w:ascii="微软雅黑" w:eastAsia="微软雅黑" w:hAnsi="微软雅黑" w:hint="eastAsia"/>
+          <w:color w:val="1A1A1A"/>
+          <w:sz w:val="22"/>
+          <w:szCs w:val="22"/>
+        </w:rPr>
+      </w:r>
+      <w:r>
+        <w:rPr>
+          <w:rFonts w:ascii="微软雅黑" w:eastAsia="微软雅黑" w:hAnsi="微软雅黑" w:hint="eastAsia"/>
+          <w:color w:val="1A1A1A"/>
+          <w:sz w:val="22"/>
+          <w:szCs w:val="22"/>
+        </w:rPr>
       </w:r>
     </w:p>
     <w:p>
@@ -20607,43 +20885,39 @@
           <w:sz w:val="22"/>
           <w:szCs w:val="22"/>
         </w:rPr>
-        <w:t>独立</w:t>
-      </w:r>
-      <w:r>
-        <w:rPr>
-          <w:rFonts w:ascii="微软雅黑" w:eastAsia="微软雅黑" w:hAnsi="微软雅黑" w:hint="eastAsia"/>
-          <w:color w:val="1A1A1A"/>
-          <w:sz w:val="22"/>
-          <w:szCs w:val="22"/>
-        </w:rPr>
-        <w:t xml:space="preserve"> venv + CUDA torch 2.10.0+cu128</w:t>
-      </w:r>
-      <w:r>
-        <w:rPr>
-          <w:rFonts w:ascii="微软雅黑" w:eastAsia="微软雅黑" w:hAnsi="微软雅黑" w:hint="eastAsia"/>
-          <w:color w:val="1A1A1A"/>
-          <w:sz w:val="22"/>
-          <w:szCs w:val="22"/>
-        </w:rPr>
-        <w:t>（</w:t>
-      </w:r>
-      <w:r>
-        <w:rPr>
-          <w:rFonts w:ascii="微软雅黑" w:eastAsia="微软雅黑" w:hAnsi="微软雅黑" w:hint="eastAsia"/>
-          <w:color w:val="1A1A1A"/>
-          <w:sz w:val="22"/>
-          <w:szCs w:val="22"/>
-        </w:rPr>
-        <w:t>RTX 5060</w:t>
-      </w:r>
-      <w:r>
-        <w:rPr>
-          <w:rFonts w:ascii="微软雅黑" w:eastAsia="微软雅黑" w:hAnsi="微软雅黑" w:hint="eastAsia"/>
-          <w:color w:val="1A1A1A"/>
-          <w:sz w:val="22"/>
-          <w:szCs w:val="22"/>
-        </w:rPr>
-        <w:t>）；</w:t>
+        <w:t>模型转换：ModelScope 下载基座 GGUF（分片合并为单文件 4.68GB）+ llama.cpp 转换 LoRA（392 张量，38.5MB f16）；</w:t>
+      </w:r>
+      <w:r>
+        <w:rPr>
+          <w:rFonts w:ascii="微软雅黑" w:eastAsia="微软雅黑" w:hAnsi="微软雅黑" w:hint="eastAsia"/>
+          <w:color w:val="1A1A1A"/>
+          <w:sz w:val="22"/>
+          <w:szCs w:val="22"/>
+        </w:rPr>
+      </w:r>
+      <w:r>
+        <w:rPr>
+          <w:rFonts w:ascii="微软雅黑" w:eastAsia="微软雅黑" w:hAnsi="微软雅黑" w:hint="eastAsia"/>
+          <w:color w:val="1A1A1A"/>
+          <w:sz w:val="22"/>
+          <w:szCs w:val="22"/>
+        </w:rPr>
+      </w:r>
+      <w:r>
+        <w:rPr>
+          <w:rFonts w:ascii="微软雅黑" w:eastAsia="微软雅黑" w:hAnsi="微软雅黑" w:hint="eastAsia"/>
+          <w:color w:val="1A1A1A"/>
+          <w:sz w:val="22"/>
+          <w:szCs w:val="22"/>
+        </w:rPr>
+      </w:r>
+      <w:r>
+        <w:rPr>
+          <w:rFonts w:ascii="微软雅黑" w:eastAsia="微软雅黑" w:hAnsi="微软雅黑" w:hint="eastAsia"/>
+          <w:color w:val="1A1A1A"/>
+          <w:sz w:val="22"/>
+          <w:szCs w:val="22"/>
+        </w:rPr>
       </w:r>
     </w:p>
     <w:p>
@@ -20667,75 +20941,67 @@
           <w:sz w:val="22"/>
           <w:szCs w:val="22"/>
         </w:rPr>
-        <w:t>注册</w:t>
-      </w:r>
-      <w:r>
-        <w:rPr>
-          <w:rFonts w:ascii="微软雅黑" w:eastAsia="微软雅黑" w:hAnsi="微软雅黑" w:hint="eastAsia"/>
-          <w:color w:val="1A1A1A"/>
-          <w:sz w:val="22"/>
-          <w:szCs w:val="22"/>
-        </w:rPr>
-        <w:t xml:space="preserve"> </w:t>
+        <w:t>注册 qwen25-lora-ollama（healthy）并绑定 deep_learning_001，支持流式输出（原 8002 不支持）；</w:t>
+      </w:r>
+      <w:r>
+        <w:rPr>
+          <w:rFonts w:ascii="微软雅黑" w:eastAsia="微软雅黑" w:hAnsi="微软雅黑" w:hint="eastAsia"/>
+          <w:color w:val="1A1A1A"/>
+          <w:sz w:val="22"/>
+          <w:szCs w:val="22"/>
+        </w:rPr>
       </w:r>
       <w:r>
         <w:rPr>
           <w:rStyle w:val="HTML"/>
           <w:color w:val="1A1A1A"/>
         </w:rPr>
-        <w:t>qwen25-lora-local</w:t>
-      </w:r>
-      <w:r>
-        <w:rPr>
-          <w:rFonts w:ascii="微软雅黑" w:eastAsia="微软雅黑" w:hAnsi="微软雅黑" w:hint="eastAsia"/>
-          <w:color w:val="1A1A1A"/>
-          <w:sz w:val="22"/>
-          <w:szCs w:val="22"/>
-        </w:rPr>
-        <w:t>（</w:t>
-      </w:r>
-      <w:r>
-        <w:rPr>
-          <w:rFonts w:ascii="微软雅黑" w:eastAsia="微软雅黑" w:hAnsi="微软雅黑" w:hint="eastAsia"/>
-          <w:color w:val="1A1A1A"/>
-          <w:sz w:val="22"/>
-          <w:szCs w:val="22"/>
-        </w:rPr>
-        <w:t>healthy</w:t>
-      </w:r>
-      <w:r>
-        <w:rPr>
-          <w:rFonts w:ascii="微软雅黑" w:eastAsia="微软雅黑" w:hAnsi="微软雅黑" w:hint="eastAsia"/>
-          <w:color w:val="1A1A1A"/>
-          <w:sz w:val="22"/>
-          <w:szCs w:val="22"/>
-        </w:rPr>
-        <w:t>）并绑定</w:t>
-      </w:r>
-      <w:r>
-        <w:rPr>
-          <w:rFonts w:ascii="微软雅黑" w:eastAsia="微软雅黑" w:hAnsi="微软雅黑" w:hint="eastAsia"/>
-          <w:color w:val="1A1A1A"/>
-          <w:sz w:val="22"/>
-          <w:szCs w:val="22"/>
-        </w:rPr>
-        <w:t xml:space="preserve"> </w:t>
+      </w:r>
+      <w:r>
+        <w:rPr>
+          <w:rFonts w:ascii="微软雅黑" w:eastAsia="微软雅黑" w:hAnsi="微软雅黑" w:hint="eastAsia"/>
+          <w:color w:val="1A1A1A"/>
+          <w:sz w:val="22"/>
+          <w:szCs w:val="22"/>
+        </w:rPr>
+      </w:r>
+      <w:r>
+        <w:rPr>
+          <w:rFonts w:ascii="微软雅黑" w:eastAsia="微软雅黑" w:hAnsi="微软雅黑" w:hint="eastAsia"/>
+          <w:color w:val="1A1A1A"/>
+          <w:sz w:val="22"/>
+          <w:szCs w:val="22"/>
+        </w:rPr>
+      </w:r>
+      <w:r>
+        <w:rPr>
+          <w:rFonts w:ascii="微软雅黑" w:eastAsia="微软雅黑" w:hAnsi="微软雅黑" w:hint="eastAsia"/>
+          <w:color w:val="1A1A1A"/>
+          <w:sz w:val="22"/>
+          <w:szCs w:val="22"/>
+        </w:rPr>
+      </w:r>
+      <w:r>
+        <w:rPr>
+          <w:rFonts w:ascii="微软雅黑" w:eastAsia="微软雅黑" w:hAnsi="微软雅黑" w:hint="eastAsia"/>
+          <w:color w:val="1A1A1A"/>
+          <w:sz w:val="22"/>
+          <w:szCs w:val="22"/>
+        </w:rPr>
       </w:r>
       <w:r>
         <w:rPr>
           <w:rStyle w:val="HTML"/>
           <w:color w:val="1A1A1A"/>
         </w:rPr>
-        <w:t>deep_learning_001</w:t>
-      </w:r>
-      <w:r>
-        <w:rPr>
-          <w:rFonts w:ascii="微软雅黑" w:eastAsia="微软雅黑" w:hAnsi="微软雅黑" w:hint="eastAsia"/>
-          <w:color w:val="1A1A1A"/>
-          <w:sz w:val="22"/>
-          <w:szCs w:val="22"/>
-        </w:rPr>
-        <w:t>；</w:t>
+      </w:r>
+      <w:r>
+        <w:rPr>
+          <w:rFonts w:ascii="微软雅黑" w:eastAsia="微软雅黑" w:hAnsi="微软雅黑" w:hint="eastAsia"/>
+          <w:color w:val="1A1A1A"/>
+          <w:sz w:val="22"/>
+          <w:szCs w:val="22"/>
+        </w:rPr>
       </w:r>
     </w:p>
     <w:p>
@@ -20759,61 +21025,55 @@
           <w:sz w:val="22"/>
           <w:szCs w:val="22"/>
         </w:rPr>
-        <w:t>本机</w:t>
-      </w:r>
-      <w:r>
-        <w:rPr>
-          <w:rFonts w:ascii="微软雅黑" w:eastAsia="微软雅黑" w:hAnsi="微软雅黑" w:hint="eastAsia"/>
-          <w:color w:val="1A1A1A"/>
-          <w:sz w:val="22"/>
-          <w:szCs w:val="22"/>
-        </w:rPr>
-        <w:t xml:space="preserve"> 3 </w:t>
-      </w:r>
-      <w:r>
-        <w:rPr>
-          <w:rFonts w:ascii="微软雅黑" w:eastAsia="微软雅黑" w:hAnsi="微软雅黑" w:hint="eastAsia"/>
-          <w:color w:val="1A1A1A"/>
-          <w:sz w:val="22"/>
-          <w:szCs w:val="22"/>
-        </w:rPr>
-        <w:t>题实测全正确（梯度下降</w:t>
-      </w:r>
-      <w:r>
-        <w:rPr>
-          <w:rFonts w:ascii="微软雅黑" w:eastAsia="微软雅黑" w:hAnsi="微软雅黑" w:hint="eastAsia"/>
-          <w:color w:val="1A1A1A"/>
-          <w:sz w:val="22"/>
-          <w:szCs w:val="22"/>
-        </w:rPr>
-        <w:t>/</w:t>
-      </w:r>
-      <w:r>
-        <w:rPr>
-          <w:rFonts w:ascii="微软雅黑" w:eastAsia="微软雅黑" w:hAnsi="微软雅黑" w:hint="eastAsia"/>
-          <w:color w:val="1A1A1A"/>
-          <w:sz w:val="22"/>
-          <w:szCs w:val="22"/>
-        </w:rPr>
-        <w:t>反向传播</w:t>
-      </w:r>
-      <w:r>
-        <w:rPr>
-          <w:rFonts w:ascii="微软雅黑" w:eastAsia="微软雅黑" w:hAnsi="微软雅黑" w:hint="eastAsia"/>
-          <w:color w:val="1A1A1A"/>
-          <w:sz w:val="22"/>
-          <w:szCs w:val="22"/>
-        </w:rPr>
-        <w:t>/</w:t>
-      </w:r>
-      <w:r>
-        <w:rPr>
-          <w:rFonts w:ascii="微软雅黑" w:eastAsia="微软雅黑" w:hAnsi="微软雅黑" w:hint="eastAsia"/>
-          <w:color w:val="1A1A1A"/>
-          <w:sz w:val="22"/>
-          <w:szCs w:val="22"/>
-        </w:rPr>
-        <w:t>过拟合）。</w:t>
+        <w:t>本机实测全正确（梯度下降/反向传播/过拟合），纯推理 2.7s / 92 tokens，快于原 8002 服务（4.8s / 45 tokens）。</w:t>
+      </w:r>
+      <w:r>
+        <w:rPr>
+          <w:rFonts w:ascii="微软雅黑" w:eastAsia="微软雅黑" w:hAnsi="微软雅黑" w:hint="eastAsia"/>
+          <w:color w:val="1A1A1A"/>
+          <w:sz w:val="22"/>
+          <w:szCs w:val="22"/>
+        </w:rPr>
+      </w:r>
+      <w:r>
+        <w:rPr>
+          <w:rFonts w:ascii="微软雅黑" w:eastAsia="微软雅黑" w:hAnsi="微软雅黑" w:hint="eastAsia"/>
+          <w:color w:val="1A1A1A"/>
+          <w:sz w:val="22"/>
+          <w:szCs w:val="22"/>
+        </w:rPr>
+      </w:r>
+      <w:r>
+        <w:rPr>
+          <w:rFonts w:ascii="微软雅黑" w:eastAsia="微软雅黑" w:hAnsi="微软雅黑" w:hint="eastAsia"/>
+          <w:color w:val="1A1A1A"/>
+          <w:sz w:val="22"/>
+          <w:szCs w:val="22"/>
+        </w:rPr>
+      </w:r>
+      <w:r>
+        <w:rPr>
+          <w:rFonts w:ascii="微软雅黑" w:eastAsia="微软雅黑" w:hAnsi="微软雅黑" w:hint="eastAsia"/>
+          <w:color w:val="1A1A1A"/>
+          <w:sz w:val="22"/>
+          <w:szCs w:val="22"/>
+        </w:rPr>
+      </w:r>
+      <w:r>
+        <w:rPr>
+          <w:rFonts w:ascii="微软雅黑" w:eastAsia="微软雅黑" w:hAnsi="微软雅黑" w:hint="eastAsia"/>
+          <w:color w:val="1A1A1A"/>
+          <w:sz w:val="22"/>
+          <w:szCs w:val="22"/>
+        </w:rPr>
+      </w:r>
+      <w:r>
+        <w:rPr>
+          <w:rFonts w:ascii="微软雅黑" w:eastAsia="微软雅黑" w:hAnsi="微软雅黑" w:hint="eastAsia"/>
+          <w:color w:val="1A1A1A"/>
+          <w:sz w:val="22"/>
+          <w:szCs w:val="22"/>
+        </w:rPr>
       </w:r>
     </w:p>
     <w:p>
@@ -23615,7 +23875,7 @@
           <w:sz w:val="22"/>
           <w:szCs w:val="22"/>
         </w:rPr>
-        <w:t xml:space="preserve">5 </w:t>
+        <w:t>5 个云端供应商 down：未配置 API Key，属预期（Ollama 本地微调模型已替代核心对话）；</w:t>
       </w:r>
       <w:r>
         <w:rPr>
@@ -23625,7 +23885,6 @@
           <w:sz w:val="22"/>
           <w:szCs w:val="22"/>
         </w:rPr>
-        <w:t>个云端供应商</w:t>
       </w:r>
       <w:r>
         <w:rPr>
@@ -23635,34 +23894,30 @@
           <w:sz w:val="22"/>
           <w:szCs w:val="22"/>
         </w:rPr>
-        <w:t xml:space="preserve"> down</w:t>
-      </w:r>
-      <w:r>
-        <w:rPr>
-          <w:rFonts w:ascii="微软雅黑" w:eastAsia="微软雅黑" w:hAnsi="微软雅黑" w:hint="eastAsia"/>
-          <w:color w:val="1A1A1A"/>
-          <w:sz w:val="22"/>
-          <w:szCs w:val="22"/>
-        </w:rPr>
-        <w:t>：未配置</w:t>
-      </w:r>
-      <w:r>
-        <w:rPr>
-          <w:rFonts w:ascii="微软雅黑" w:eastAsia="微软雅黑" w:hAnsi="微软雅黑" w:hint="eastAsia"/>
-          <w:color w:val="1A1A1A"/>
-          <w:sz w:val="22"/>
-          <w:szCs w:val="22"/>
-        </w:rPr>
-        <w:t xml:space="preserve"> API Key</w:t>
-      </w:r>
-      <w:r>
-        <w:rPr>
-          <w:rFonts w:ascii="微软雅黑" w:eastAsia="微软雅黑" w:hAnsi="微软雅黑" w:hint="eastAsia"/>
-          <w:color w:val="1A1A1A"/>
-          <w:sz w:val="22"/>
-          <w:szCs w:val="22"/>
-        </w:rPr>
-        <w:t>，属预期（本地微调模型已替代核心对话）；</w:t>
+      </w:r>
+      <w:r>
+        <w:rPr>
+          <w:rFonts w:ascii="微软雅黑" w:eastAsia="微软雅黑" w:hAnsi="微软雅黑" w:hint="eastAsia"/>
+          <w:color w:val="1A1A1A"/>
+          <w:sz w:val="22"/>
+          <w:szCs w:val="22"/>
+        </w:rPr>
+      </w:r>
+      <w:r>
+        <w:rPr>
+          <w:rFonts w:ascii="微软雅黑" w:eastAsia="微软雅黑" w:hAnsi="微软雅黑" w:hint="eastAsia"/>
+          <w:color w:val="1A1A1A"/>
+          <w:sz w:val="22"/>
+          <w:szCs w:val="22"/>
+        </w:rPr>
+      </w:r>
+      <w:r>
+        <w:rPr>
+          <w:rFonts w:ascii="微软雅黑" w:eastAsia="微软雅黑" w:hAnsi="微软雅黑" w:hint="eastAsia"/>
+          <w:color w:val="1A1A1A"/>
+          <w:sz w:val="22"/>
+          <w:szCs w:val="22"/>
+        </w:rPr>
       </w:r>
     </w:p>
     <w:p>

--- a/智课AI个性化学习工作台-系统调试与综合评估报告.docx
+++ b/智课AI个性化学习工作台-系统调试与综合评估报告.docx
@@ -13390,6 +13390,329 @@
         <w:pict w14:anchorId="4EEA52C0">
           <v:rect id="_x0000_i1028" style="width:0;height:1.5pt" o:hralign="center" o:hrstd="t" o:hr="t" fillcolor="#a0a0a0" stroked="f"/>
         </w:pict>
+      </w:r>
+    </w:p>
+    <w:p>
+      <w:pPr>
+        <w:pStyle w:val="3"/>
+      </w:pPr>
+      <w:r>
+        <w:t>3.8 持续学习中心闭环测试（新增独创亮点）</w:t>
+      </w:r>
+    </w:p>
+    <w:p>
+      <w:pPr>
+        <w:pStyle w:val="a4"/>
+      </w:pPr>
+      <w:r>
+        <w:t>新增「持续学习与遗忘风险预测」独创亮点：助教端新增持续学习中心（/ta/continual，7 个端点），配套新增 2 张数据表（continual_ai_feedback 教师反馈表、continual_evolution_events 进化日志表，迁移 0067，全库表数 82→84），形成「数据 → 预测 → 干预 → 反馈 → 进化」闭环。本次在真实数据库上对 7 个端点与教案生成注入链路逐项实测。</w:t>
+      </w:r>
+    </w:p>
+    <w:tbl>
+      <w:tblPr>
+        <w:tblW w:type="auto" w:w="0"/>
+        <w:tblLook w:firstColumn="1" w:firstRow="1" w:lastColumn="0" w:lastRow="0" w:noHBand="0" w:noVBand="1" w:val="04A0"/>
+      </w:tblPr>
+      <w:tblGrid>
+        <w:gridCol w:w="2769"/>
+        <w:gridCol w:w="2769"/>
+        <w:gridCol w:w="2769"/>
+      </w:tblGrid>
+      <w:tr>
+        <w:tc>
+          <w:tcPr>
+            <w:tcW w:type="dxa" w:w="2769"/>
+          </w:tcPr>
+          <w:p>
+            <w:r>
+              <w:t>端点</w:t>
+            </w:r>
+          </w:p>
+        </w:tc>
+        <w:tc>
+          <w:tcPr>
+            <w:tcW w:type="dxa" w:w="2769"/>
+          </w:tcPr>
+          <w:p>
+            <w:r>
+              <w:t>结果</w:t>
+            </w:r>
+          </w:p>
+        </w:tc>
+        <w:tc>
+          <w:tcPr>
+            <w:tcW w:type="dxa" w:w="2769"/>
+          </w:tcPr>
+          <w:p>
+            <w:r>
+              <w:t>实测说明</w:t>
+            </w:r>
+          </w:p>
+        </w:tc>
+      </w:tr>
+      <w:tr>
+        <w:tc>
+          <w:tcPr>
+            <w:tcW w:type="dxa" w:w="2769"/>
+          </w:tcPr>
+          <w:p>
+            <w:r>
+              <w:t>遗忘风险预测 GET /ta/continual/forgetting-risk</w:t>
+            </w:r>
+          </w:p>
+        </w:tc>
+        <w:tc>
+          <w:tcPr>
+            <w:tcW w:type="dxa" w:w="2769"/>
+          </w:tcPr>
+          <w:p>
+            <w:r>
+              <w:t>✅ 200</w:t>
+            </w:r>
+          </w:p>
+        </w:tc>
+        <w:tc>
+          <w:tcPr>
+            <w:tcW w:type="dxa" w:w="2769"/>
+          </w:tcPr>
+          <w:p>
+            <w:r>
+              <w:t>3 名学生均判定高风险（high_count=3），输出知识点级保持率、风险分与复习窗口建议</w:t>
+            </w:r>
+          </w:p>
+        </w:tc>
+      </w:tr>
+      <w:tr>
+        <w:tc>
+          <w:tcPr>
+            <w:tcW w:type="dxa" w:w="2769"/>
+          </w:tcPr>
+          <w:p>
+            <w:r>
+              <w:t>错误模式识别 GET /ta/continual/error-patterns</w:t>
+            </w:r>
+          </w:p>
+        </w:tc>
+        <w:tc>
+          <w:tcPr>
+            <w:tcW w:type="dxa" w:w="2769"/>
+          </w:tcPr>
+          <w:p>
+            <w:r>
+              <w:t>✅ 200</w:t>
+            </w:r>
+          </w:p>
+        </w:tc>
+        <w:tc>
+          <w:tcPr>
+            <w:tcW w:type="dxa" w:w="2769"/>
+          </w:tcPr>
+          <w:p>
+            <w:r>
+              <w:t>聚合班级历史易错点 TOP3（概念、错误次数、薄弱学生数）</w:t>
+            </w:r>
+          </w:p>
+        </w:tc>
+      </w:tr>
+      <w:tr>
+        <w:tc>
+          <w:tcPr>
+            <w:tcW w:type="dxa" w:w="2769"/>
+          </w:tcPr>
+          <w:p>
+            <w:r>
+              <w:t>AI 反馈闭环 POST /ta/continual/feedback</w:t>
+            </w:r>
+          </w:p>
+        </w:tc>
+        <w:tc>
+          <w:tcPr>
+            <w:tcW w:type="dxa" w:w="2769"/>
+          </w:tcPr>
+          <w:p>
+            <w:r>
+              <w:t>✅ 200</w:t>
+            </w:r>
+          </w:p>
+        </w:tc>
+        <w:tc>
+          <w:tcPr>
+            <w:tcW w:type="dxa" w:w="2769"/>
+          </w:tcPr>
+          <w:p>
+            <w:r>
+              <w:t>提交 5 星反馈，返回「反馈已记录，系统将据此持续校准 AI 输出」</w:t>
+            </w:r>
+          </w:p>
+        </w:tc>
+      </w:tr>
+      <w:tr>
+        <w:tc>
+          <w:tcPr>
+            <w:tcW w:type="dxa" w:w="2769"/>
+          </w:tcPr>
+          <w:p>
+            <w:r>
+              <w:t>触发一轮进化 POST /ta/continual/refresh</w:t>
+            </w:r>
+          </w:p>
+        </w:tc>
+        <w:tc>
+          <w:tcPr>
+            <w:tcW w:type="dxa" w:w="2769"/>
+          </w:tcPr>
+          <w:p>
+            <w:r>
+              <w:t>✅ 200</w:t>
+            </w:r>
+          </w:p>
+        </w:tc>
+        <w:tc>
+          <w:tcPr>
+            <w:tcW w:type="dxa" w:w="2769"/>
+          </w:tcPr>
+          <w:p>
+            <w:r>
+              <w:t>重算遗忘风险并写入 2 条进化日志（风险模型重算、易错点更新）</w:t>
+            </w:r>
+          </w:p>
+        </w:tc>
+      </w:tr>
+      <w:tr>
+        <w:tc>
+          <w:tcPr>
+            <w:tcW w:type="dxa" w:w="2769"/>
+          </w:tcPr>
+          <w:p>
+            <w:r>
+              <w:t>反馈汇总 GET /ta/continual/feedback/summary</w:t>
+            </w:r>
+          </w:p>
+        </w:tc>
+        <w:tc>
+          <w:tcPr>
+            <w:tcW w:type="dxa" w:w="2769"/>
+          </w:tcPr>
+          <w:p>
+            <w:r>
+              <w:t>✅ 200</w:t>
+            </w:r>
+          </w:p>
+        </w:tc>
+        <w:tc>
+          <w:tcPr>
+            <w:tcW w:type="dxa" w:w="2769"/>
+          </w:tcPr>
+          <w:p>
+            <w:r>
+              <w:t>total=1、avg=5.0、按类型分布与周趋势实时聚合</w:t>
+            </w:r>
+          </w:p>
+        </w:tc>
+      </w:tr>
+      <w:tr>
+        <w:tc>
+          <w:tcPr>
+            <w:tcW w:type="dxa" w:w="2769"/>
+          </w:tcPr>
+          <w:p>
+            <w:r>
+              <w:t>进化日志 GET /ta/continual/evolution</w:t>
+            </w:r>
+          </w:p>
+        </w:tc>
+        <w:tc>
+          <w:tcPr>
+            <w:tcW w:type="dxa" w:w="2769"/>
+          </w:tcPr>
+          <w:p>
+            <w:r>
+              <w:t>✅ 200</w:t>
+            </w:r>
+          </w:p>
+        </w:tc>
+        <w:tc>
+          <w:tcPr>
+            <w:tcW w:type="dxa" w:w="2769"/>
+          </w:tcPr>
+          <w:p>
+            <w:r>
+              <w:t>返回 2 条进化事件，进化轨迹时间线数据就绪</w:t>
+            </w:r>
+          </w:p>
+        </w:tc>
+      </w:tr>
+      <w:tr>
+        <w:tc>
+          <w:tcPr>
+            <w:tcW w:type="dxa" w:w="2769"/>
+          </w:tcPr>
+          <w:p>
+            <w:r>
+              <w:t>画像趋势 GET /ta/continual/profile-trends</w:t>
+            </w:r>
+          </w:p>
+        </w:tc>
+        <w:tc>
+          <w:tcPr>
+            <w:tcW w:type="dxa" w:w="2769"/>
+          </w:tcPr>
+          <w:p>
+            <w:r>
+              <w:t>✅ 200</w:t>
+            </w:r>
+          </w:p>
+        </w:tc>
+        <w:tc>
+          <w:tcPr>
+            <w:tcW w:type="dxa" w:w="2769"/>
+          </w:tcPr>
+          <w:p>
+            <w:r>
+              <w:t>基于画像证据链按时间重建学生各维度评分轨迹</w:t>
+            </w:r>
+          </w:p>
+        </w:tc>
+      </w:tr>
+      <w:tr>
+        <w:tc>
+          <w:tcPr>
+            <w:tcW w:type="dxa" w:w="2769"/>
+          </w:tcPr>
+          <w:p>
+            <w:r>
+              <w:t>教案生成注入 POST /ta/lesson-plans/generate</w:t>
+            </w:r>
+          </w:p>
+        </w:tc>
+        <w:tc>
+          <w:tcPr>
+            <w:tcW w:type="dxa" w:w="2769"/>
+          </w:tcPr>
+          <w:p>
+            <w:r>
+              <w:t>✅ 200</w:t>
+            </w:r>
+          </w:p>
+        </w:tc>
+        <w:tc>
+          <w:tcPr>
+            <w:tcW w:type="dxa" w:w="2769"/>
+          </w:tcPr>
+          <w:p>
+            <w:r>
+              <w:t>历史易错点 TOP3 + 教师反馈校准提示自动注入 prompt，结构化 JSON 教案（6 字段）输出保持正常</w:t>
+            </w:r>
+          </w:p>
+        </w:tc>
+      </w:tr>
+    </w:tbl>
+    <w:p>
+      <w:pPr>
+        <w:pStyle w:val="a4"/>
+      </w:pPr>
+      <w:r>
+        <w:t>结论：「数据 → 预测 → 干预 → 反馈 → 进化」闭环在真实数据库上完整跑通——教师提交教案 5 星反馈后，反馈汇总实时聚合（均值 5.0）、进化日志新增事件；refresh 触发遗忘风险重算（3 名高风险学生，含干预建议）并再次沉淀进化事件；教案生成同步注入班级易错点与校准提示，未影响既有 JSON 结构化输出与 LLM 生成链路。</w:t>
       </w:r>
     </w:p>
     <w:p>
